--- a/data/outputs/v2/Physics/SS3.2_Current_Electricity/Physics_Current_Electricity_SummaryTable.docx
+++ b/data/outputs/v2/Physics/SS3.2_Current_Electricity/Physics_Current_Electricity_SummaryTable.docx
@@ -38,6 +38,177 @@
           <w:szCs w:val="22"/>
         </w:rPr>
         <w:t xml:space="preserve">Sub-Strand 3.2: Current Electricity — Teacher Reference (Pre-filled)</w:t>
+      </w:r>
+    </w:p>
+    <w:p>
+      <w:pPr>
+        <w:spacing w:after="80" w:before="120"/>
+      </w:pPr>
+      <w:r>
+        <w:rPr>
+          <w:rFonts w:ascii="Arial" w:cs="Arial" w:eastAsia="Arial" w:hAnsi="Arial"/>
+          <w:b/>
+          <w:bCs/>
+          <w:color w:val="1F3864"/>
+          <w:sz w:val="20"/>
+          <w:szCs w:val="20"/>
+        </w:rPr>
+        <w:t xml:space="preserve">ATTRIBUTION AND LICENSING</w:t>
+      </w:r>
+    </w:p>
+    <w:p>
+      <w:pPr>
+        <w:spacing w:after="60" w:before="0"/>
+      </w:pPr>
+      <w:r>
+        <w:rPr>
+          <w:rFonts w:ascii="Arial" w:cs="Arial" w:eastAsia="Arial" w:hAnsi="Arial"/>
+          <w:b/>
+          <w:bCs/>
+          <w:sz w:val="17"/>
+          <w:szCs w:val="17"/>
+        </w:rPr>
+        <w:t xml:space="preserve">Curriculum Alignment: </w:t>
+      </w:r>
+      <w:r>
+        <w:rPr>
+          <w:rFonts w:ascii="Arial" w:cs="Arial" w:eastAsia="Arial" w:hAnsi="Arial"/>
+          <w:sz w:val="17"/>
+          <w:szCs w:val="17"/>
+        </w:rPr>
+        <w:t xml:space="preserve">Structured in pedagogical alignment with the competence-based curriculum format and learning outcomes established by the Kenya Institute of Curriculum Development (KICD). This material is independently developed and is not officially endorsed or published by KICD.</w:t>
+      </w:r>
+    </w:p>
+    <w:p>
+      <w:pPr>
+        <w:spacing w:after="60" w:before="0"/>
+      </w:pPr>
+      <w:r>
+        <w:rPr>
+          <w:rFonts w:ascii="Arial" w:cs="Arial" w:eastAsia="Arial" w:hAnsi="Arial"/>
+          <w:b/>
+          <w:bCs/>
+          <w:sz w:val="17"/>
+          <w:szCs w:val="17"/>
+        </w:rPr>
+        <w:t xml:space="preserve">Content &amp; Pedagogy: </w:t>
+      </w:r>
+      <w:r>
+        <w:rPr>
+          <w:rFonts w:ascii="Arial" w:cs="Arial" w:eastAsia="Arial" w:hAnsi="Arial"/>
+          <w:sz w:val="17"/>
+          <w:szCs w:val="17"/>
+        </w:rPr>
+        <w:t xml:space="preserve">Developed and adapted by the educator team at SeaVuria (registered 501(c)(3) in the United States and registered NGO in Kenya, No. 872-850A-BF11), who designed the pedagogical framework, lesson templates and exemplar lessons on which this material is based.</w:t>
+      </w:r>
+    </w:p>
+    <w:p>
+      <w:pPr>
+        <w:spacing w:after="60" w:before="0"/>
+      </w:pPr>
+      <w:r>
+        <w:rPr>
+          <w:rFonts w:ascii="Arial" w:cs="Arial" w:eastAsia="Arial" w:hAnsi="Arial"/>
+          <w:b/>
+          <w:bCs/>
+          <w:sz w:val="17"/>
+          <w:szCs w:val="17"/>
+        </w:rPr>
+        <w:t xml:space="preserve">Production &amp; Layout: </w:t>
+      </w:r>
+      <w:r>
+        <w:rPr>
+          <w:rFonts w:ascii="Arial" w:cs="Arial" w:eastAsia="Arial" w:hAnsi="Arial"/>
+          <w:sz w:val="17"/>
+          <w:szCs w:val="17"/>
+        </w:rPr>
+        <w:t xml:space="preserve">Educational design and curriculum sequencing by SeaVuria. Technical layout, structural formatting, and digital optimization/implementation executed in partnership with ARES Education (registered 501(c)(3) in the United States and Canada (as Afretech Aid) and registered NGO in Kenya), with lesson drafting and compilation assisted by AI (Claude, Anthropic).</w:t>
+      </w:r>
+    </w:p>
+    <w:p>
+      <w:pPr>
+        <w:pBdr>
+          <w:bottom w:val="single" w:color="1F3864" w:sz="6" w:space="6"/>
+        </w:pBdr>
+        <w:spacing w:after="60" w:before="0"/>
+      </w:pPr>
+      <w:r>
+        <w:rPr>
+          <w:rFonts w:ascii="Arial" w:cs="Arial" w:eastAsia="Arial" w:hAnsi="Arial"/>
+          <w:b/>
+          <w:bCs/>
+          <w:sz w:val="17"/>
+          <w:szCs w:val="17"/>
+        </w:rPr>
+        <w:t xml:space="preserve">Licensing &amp; Copyright: </w:t>
+      </w:r>
+      <w:r>
+        <w:rPr>
+          <w:rFonts w:ascii="Arial" w:cs="Arial" w:eastAsia="Arial" w:hAnsi="Arial"/>
+          <w:sz w:val="17"/>
+          <w:szCs w:val="17"/>
+        </w:rPr>
+        <w:t xml:space="preserve">© 2026 SeaVuria and ARES. This work is licensed under a </w:t>
+      </w:r>
+      <w:hyperlink w:history="1" r:id="rId0kqxueai7-zpdqfykh2go">
+        <w:r>
+          <w:rPr>
+            <w:rFonts w:ascii="Arial" w:cs="Arial" w:eastAsia="Arial" w:hAnsi="Arial"/>
+            <w:color w:val="1F6B75"/>
+            <w:sz w:val="17"/>
+            <w:szCs w:val="17"/>
+            <w:u w:val="single" w:color="1F6B75"/>
+          </w:rPr>
+          <w:t xml:space="preserve">Creative Commons Attribution-NonCommercial 4.0 International License</w:t>
+        </w:r>
+      </w:hyperlink>
+      <w:r>
+        <w:rPr>
+          <w:rFonts w:ascii="Arial" w:cs="Arial" w:eastAsia="Arial" w:hAnsi="Arial"/>
+          <w:sz w:val="17"/>
+          <w:szCs w:val="17"/>
+        </w:rPr>
+        <w:t xml:space="preserve"> (</w:t>
+      </w:r>
+      <w:hyperlink w:history="1" r:id="rId3zcosbg5w1uiazr4trtgk">
+        <w:r>
+          <w:rPr>
+            <w:rFonts w:ascii="Arial" w:cs="Arial" w:eastAsia="Arial" w:hAnsi="Arial"/>
+            <w:color w:val="1F6B75"/>
+            <w:sz w:val="17"/>
+            <w:szCs w:val="17"/>
+            <w:u w:val="single" w:color="1F6B75"/>
+          </w:rPr>
+          <w:t xml:space="preserve">CC BY-NC 4.0</w:t>
+        </w:r>
+      </w:hyperlink>
+      <w:r>
+        <w:rPr>
+          <w:rFonts w:ascii="Arial" w:cs="Arial" w:eastAsia="Arial" w:hAnsi="Arial"/>
+          <w:sz w:val="17"/>
+          <w:szCs w:val="17"/>
+        </w:rPr>
+        <w:t xml:space="preserve">). To view a copy of this license, visit </w:t>
+      </w:r>
+      <w:hyperlink w:history="1" r:id="rId3fr6qdqj4fxnqlcozkcyw">
+        <w:r>
+          <w:rPr>
+            <w:rFonts w:ascii="Arial" w:cs="Arial" w:eastAsia="Arial" w:hAnsi="Arial"/>
+            <w:color w:val="1F6B75"/>
+            <w:sz w:val="17"/>
+            <w:szCs w:val="17"/>
+            <w:u w:val="single" w:color="1F6B75"/>
+          </w:rPr>
+          <w:t xml:space="preserve">https://creativecommons.org/licenses/by-nc/4.0/</w:t>
+        </w:r>
+      </w:hyperlink>
+      <w:r>
+        <w:rPr>
+          <w:rFonts w:ascii="Arial" w:cs="Arial" w:eastAsia="Arial" w:hAnsi="Arial"/>
+          <w:sz w:val="17"/>
+          <w:szCs w:val="17"/>
+        </w:rPr>
+        <w:t xml:space="preserve">. You are free to copy, redistribute, and adapt this material in any medium or format, provided appropriate credit is given and the material is not used for commercial purposes. KICD learning outcomes and curriculum designations reproduced here for alignment purposes remain the property of KICD and are not covered by this license. Linked external resources (e.g. CK-12, Khan Academy, PhET) are subject to their own licenses.</w:t>
       </w:r>
     </w:p>
     <w:p>

--- a/data/outputs/v2/Physics/SS3.2_Current_Electricity/Physics_Current_Electricity_SummaryTable.docx
+++ b/data/outputs/v2/Physics/SS3.2_Current_Electricity/Physics_Current_Electricity_SummaryTable.docx
@@ -532,7 +532,7 @@
                 <w:sz w:val="18"/>
                 <w:szCs w:val="18"/>
               </w:rPr>
-              <w:t xml:space="preserve">Anchoring Phenomenon: The Huruma Estate Mystery — Why Are the Lights Dim and the Kettle Slow?</w:t>
+              <w:t xml:space="preserve">The Flickering Lights of Huruma Estate: Launching the Phenomenon</w:t>
             </w:r>
           </w:p>
         </w:tc>
@@ -564,7 +564,7 @@
                 <w:sz w:val="18"/>
                 <w:szCs w:val="18"/>
               </w:rPr>
-              <w:t xml:space="preserve">Students observed a scenario (photo/video clip or teacher narration) of a Huruma Estate household experiencing dim lights and a slow-boiling electric kettle immediately after power restoration following a Kenya Power outage. They noted that some appliances appeared to work normally while others did not, even though all were plugged in and switched on. Students recorded initial observations and generated questions on sticky notes for the Driving Question Board (DQB).</w:t>
+              <w:t xml:space="preserve">During a power restoration in Huruma Estate, Nairobi, lights glowed dimly, a kettle took longer to boil, and a bulb on a long thin extension cord was always dimmer than one plugged directly into the wall socket.</w:t>
             </w:r>
           </w:p>
         </w:tc>
@@ -596,7 +596,7 @@
                 <w:sz w:val="18"/>
                 <w:szCs w:val="18"/>
               </w:rPr>
-              <w:t xml:space="preserve">Students learned that electrical devices do not always receive the energy they are designed to use, and that the circuit conditions — not just the power supply — determine how much energy each device actually gets. They were introduced to the sub-strand's anchoring phenomenon and the Driving Question. Key vocabulary introduced: electric current, voltage (potential difference), resistance, circuit.</w:t>
+              <w:t xml:space="preserve">Electric current is the flow of electric charge through a conductor. Current I equals charge Q divided by time t, and is measured in amperes using an ammeter connected in series.</w:t>
             </w:r>
           </w:p>
         </w:tc>
@@ -628,7 +628,7 @@
                 <w:sz w:val="18"/>
                 <w:szCs w:val="18"/>
               </w:rPr>
-              <w:t xml:space="preserve">Pedagogical note: Do NOT resolve the phenomenon here. The teacher's role is to sustain productive confusion and curiosity. Accept all student explanations without evaluating correctness — record every idea on the DQB. Cold-call at least 6 students using equity sticks. Prompt deeper thinking with: 'What information would you need to figure out why the kettle is slow?' This lesson establishes the phenomenon that every subsequent lesson will build toward explaining.</w:t>
+              <w:t xml:space="preserve">We cannot yet fully explain why the lights were dim or why the extension cord bulb was dimmer. We have identified that the AMOUNT of current flowing must be different in these situations, and we have posted our questions on the Driving Question Board to guide our investigation over the next 11 lessons.</w:t>
             </w:r>
           </w:p>
         </w:tc>
@@ -681,7 +681,7 @@
                 <w:sz w:val="18"/>
                 <w:szCs w:val="18"/>
               </w:rPr>
-              <w:t xml:space="preserve">Electric Current and Potential Difference: The Flow of Charge and the 'Push' That Drives It</w:t>
+              <w:t xml:space="preserve">EMF and Potential Difference: Why Does the Socket Give Less Than the Source?</w:t>
             </w:r>
           </w:p>
         </w:tc>
@@ -713,7 +713,7 @@
                 <w:sz w:val="18"/>
                 <w:szCs w:val="18"/>
               </w:rPr>
-              <w:t xml:space="preserve">Students observed a simple demonstration circuit (battery, bulb, connecting wires, ammeter, voltmeter) built by the teacher using locally available components. They noted the ammeter reading changed when an extra battery cell was added, and that the voltmeter measured the 'push' across the bulb. Students also examined a diagram of conventional current direction versus electron flow direction and completed a structured observation table.</w:t>
+              <w:t xml:space="preserve">When a dry cell is connected to a resistor and the switch is closed, the voltmeter reading across the cell terminals drops below the open-circuit reading. The drop is larger when a smaller resistor (higher current) is used.</w:t>
             </w:r>
           </w:p>
         </w:tc>
@@ -745,7 +745,7 @@
                 <w:sz w:val="18"/>
                 <w:szCs w:val="18"/>
               </w:rPr>
-              <w:t xml:space="preserve">Students learned that: (1) electric current (I) is the rate of flow of charge, defined as I = Q/t, measured in amperes (A); (2) potential difference/voltage (V) is the work done per unit charge to move charge between two points, measured in volts (V); (3) conventional current flows from positive to negative terminal externally, while electrons flow in the opposite direction. These two quantities — current and voltage — are the foundation for understanding energy delivery in every circuit in the sub-strand.</w:t>
+              <w:t xml:space="preserve">The energy given to each coulomb of charge by a source is called electromotive force (EMF, symbol E, unit volt). The energy available per coulomb in the external circuit is called terminal voltage or potential difference (symbol V). Terminal voltage is always less than or equal to EMF because some energy is used inside the source. Both quantities are measured in volts (joules per coulomb) using a voltmeter connected in parallel.</w:t>
             </w:r>
           </w:p>
         </w:tc>
@@ -777,7 +777,7 @@
                 <w:sz w:val="18"/>
                 <w:szCs w:val="18"/>
               </w:rPr>
-              <w:t xml:space="preserve">Pedagogical note: Anchor the explanation back to Huruma Estate — 'If the voltage (push) from Kenya Power is lower than expected after restoration, how would that affect the current through the kettle's heating element?' Allow 30 seconds of wait time before cold-calling. Emphasise the analogy: voltage is like water pressure in a Nairobi pipe network; current is like the flow rate of water. Students should update their DQB with new understanding: 'Low voltage → less current → less energy delivered to appliance.'</w:t>
+              <w:t xml:space="preserve">During the Huruma Estate power restoration, the electricity supply had a certain EMF but the terminal voltage reaching the wall sockets was lower than expected, especially when many appliances were drawing current simultaneously. This is why lights received less energy per coulomb than normal and glowed dimly. The voltage available at the socket is not the same as the rated supply EMF — it is reduced by losses inside the source, which become larger as current demand increases.</w:t>
             </w:r>
           </w:p>
         </w:tc>
@@ -862,7 +862,7 @@
                 <w:sz w:val="18"/>
                 <w:szCs w:val="18"/>
               </w:rPr>
-              <w:t xml:space="preserve">Students conducted a hands-on investigation varying voltage across a resistor (or a length of nichrome wire) and measuring the resulting current using an ammeter. They plotted a V–I graph and observed that, for an ohmic conductor, the graph is a straight line through the origin. They also tested a filament bulb and observed the non-linear (curved) V–I graph, noting that its resistance increases as it heats up.</w:t>
+              <w:t xml:space="preserve">Students observed that as the rheostat was adjusted to increase the voltage across the nichrome wire, the current through the wire also increased. When they plotted these values on a V–I graph, the points fell on a straight line passing through (or near) the origin — showing that voltage and current are directly proportional for the nichrome wire at constant temperature.</w:t>
             </w:r>
           </w:p>
         </w:tc>
@@ -894,7 +894,7 @@
                 <w:sz w:val="18"/>
                 <w:szCs w:val="18"/>
               </w:rPr>
-              <w:t xml:space="preserve">Students learned that the gradient of a V–I graph gives the resistance (R) of the conductor, measured in ohms (Ω). This relationship is summarised by Ohm's Law: V = IR, which holds for ohmic conductors at constant temperature. Non-ohmic conductors (e.g., filament bulbs, diodes) do not produce a straight-line V–I graph. Resistance is the opposition to the flow of current — a higher resistance means less current for the same voltage.</w:t>
+              <w:t xml:space="preserve">Students learned that the gradient of a V–I graph gives the resistance (R) of the conductor, measured in ohms (Ω). This relationship is summarised by Ohm's Law: V = IR. Resistance is a property of the conductor that controls how much current flows for a given voltage — a higher resistance means less current for the same voltage.</w:t>
             </w:r>
           </w:p>
         </w:tc>
@@ -926,7 +926,7 @@
                 <w:sz w:val="18"/>
                 <w:szCs w:val="18"/>
               </w:rPr>
-              <w:t xml:space="preserve">Pedagogical note: Connect directly to the DQ — 'If there is extra resistance somewhere in the Huruma Estate circuit, what does Ohm's Law predict will happen to the current, and therefore to the energy the kettle receives?' The V–I graph gradient skill is assessable; ensure every student calculates R from their own graph. Use the Kenyan context: resistance in household wiring is like a narrow matatu route — the same number of passengers (charge) struggle to flow through. Collect and check graphs before the lesson ends.</w:t>
+              <w:t xml:space="preserve">Students can now partially explain the Huruma Estate phenomenon: the long, thin extension cord has a higher resistance than a short, thick wire. Because V = IR, for the same mains voltage, a higher resistance in the cord means less current reaches the bulb — so it glows dimmer. The kettle element's resistance similarly controls how much current heats the water. Resistance is the missing variable that explains why 'electricity' can vary in its effect even from the same source.</w:t>
             </w:r>
           </w:p>
         </w:tc>
@@ -1011,7 +1011,7 @@
                 <w:sz w:val="18"/>
                 <w:szCs w:val="18"/>
               </w:rPr>
-              <w:t xml:space="preserve">Students compared the resistance of wires of different lengths, thicknesses, and materials (e.g., copper vs. nichrome) by measuring current at constant voltage and applying Ohm's Law (R = V/I). They observed that longer wires produced lower currents (higher resistance), thicker wires produced higher currents (lower resistance), and different materials produced different resistances even at the same dimensions.</w:t>
+              <w:t xml:space="preserve">Students observed that when wire length increases (with area and material fixed), resistance increases proportionally. When cross-sectional area increases (with length and material fixed), resistance decreases. Different materials (copper vs. nichrome) gave different resistance values for identical wire dimensions. A thin, long wire had significantly higher resistance than a short, thick wire of the same material.</w:t>
             </w:r>
           </w:p>
         </w:tc>
@@ -1043,7 +1043,7 @@
                 <w:sz w:val="18"/>
                 <w:szCs w:val="18"/>
               </w:rPr>
-              <w:t xml:space="preserve">Students learned that resistance depends on three factors: length (R ∝ L), cross-sectional area (R ∝ 1/A), and material (characterised by resistivity ρ). These are combined in the formula R = ρL/A, where ρ is the resistivity of the material in ohm-metres (Ω·m). Copper has very low resistivity, making it ideal for household wiring. A long, thin wire has much higher resistance than a short, thick wire of the same material.</w:t>
+              <w:t xml:space="preserve">Students learned that resistance depends on three factors: length (R ∝ L), cross-sectional area (R ∝ 1/A), and material (characterised by resistivity ρ). These are combined in the formula ρ = RA/L (units: Ω·m). Copper, used in Kenya Power-approved house wiring, has very low resistivity, making it an efficient conductor. Thin, cheap extension cords have much higher resistance due to their small cross-sectional area, which reduces current to appliances and causes energy to be wasted as heat in the cord.</w:t>
             </w:r>
           </w:p>
         </w:tc>
@@ -1075,7 +1075,7 @@
                 <w:sz w:val="18"/>
                 <w:szCs w:val="18"/>
               </w:rPr>
-              <w:t xml:space="preserve">Pedagogical note: This lesson directly explains one cause of the Huruma phenomenon — long, undersized wiring from the Kenya Power transformer to the estate increases resistance, causing a voltage drop before electricity reaches homes. Ask students: 'Why do electricians in Kenya use thick copper cables for high-current appliances like electric cookers, but thin wires for low-current devices like phone chargers?' Expect students to reference R = ρL/A. Update the DQB: 'Long or thin wiring in the estate adds resistance → voltage drop → devices receive less energy.' Pedagogical caution: distinguish clearly between resistivity (a material property) and resistance (a component property).</w:t>
+              <w:t xml:space="preserve">Students explained that the neighbour's long, thin extension cord in Huruma Estate has high resistance because of its small cross-sectional area and long length (both increase R according to ρ = RA/L). This high cord resistance means the total circuit resistance is large, reducing the current. Less current means less power delivered to the bulb (P = I²R), making it glow dimly even when the mains voltage is fully restored. This is why Kenya Power standards require thick-gauge wiring in homes — to minimise wire resistance and deliver maximum energy to appliances safely.</w:t>
             </w:r>
           </w:p>
         </w:tc>
@@ -1160,7 +1160,7 @@
                 <w:sz w:val="18"/>
                 <w:szCs w:val="18"/>
               </w:rPr>
-              <w:t xml:space="preserve">Students built or observed series circuits with 1, 2, and 3 identical bulbs connected to the same battery. They measured voltage across each bulb and current at various points in the circuit. They observed: (a) the ammeter reading was the same at all points; (b) each bulb became dimmer as more bulbs were added; (c) the voltage across each bulb was a fraction of the total supply voltage.</w:t>
+              <w:t xml:space="preserve">When we added more bulbs to a single loop (series circuit) and measured with the ammeter, the current reading was the same at every point in the circuit — before the first bulb, between bulbs, and after the last bulb. The bulbs became progressively dimmer as we added more bulbs to the series loop. When we summed the voltage readings across each individual bulb, the total equalled the source voltage.</w:t>
             </w:r>
           </w:p>
         </w:tc>
@@ -1192,7 +1192,7 @@
                 <w:sz w:val="18"/>
                 <w:szCs w:val="18"/>
               </w:rPr>
-              <w:t xml:space="preserve">In a series circuit: (1) current is the same everywhere in the loop (I_total = I₁ = I₂ = I₃); (2) the source voltage is shared (divided) among the components so that V_source = V₁ + V₂ + V₃; (3) total resistance increases with each added component: R_total = R₁ + R₂ + R₃. Adding more resistors reduces current and dims bulbs because each component gets less than the full supply voltage.</w:t>
+              <w:t xml:space="preserve">In a series circuit: (1) current is the same everywhere in the loop; (2) the source voltage is shared (divided) among the components so that V_source = V₁ + V₂ + V₃; (3) resistances add up so that R_total = R₁ + R₂ + R₃; (4) adding more components increases total resistance, which reduces current and causes each component to receive less voltage and less power — making bulbs dimmer and heaters slower.</w:t>
             </w:r>
           </w:p>
         </w:tc>
@@ -1224,7 +1224,7 @@
                 <w:sz w:val="18"/>
                 <w:szCs w:val="18"/>
               </w:rPr>
-              <w:t xml:space="preserve">Pedagogical note: Connect to DQ — 'If Huruma Estate appliances were wired in series (they are not, but hypothetically), adding more devices would dim all of them. Is this what we observe in real homes?' This motivates students to question why real household circuits are NOT wired in series. The teacher should cold-call at least 5 students to explain each of the three series rules in their own words before moving to the Explain phase. Use the githeri analogy: one pot of githeri (voltage) shared equally among the number of people (components) — each person gets less if there are more people sharing.</w:t>
+              <w:t xml:space="preserve">The neighbour in Huruma Estate whose bulb is connected via a long, thin extension cord has — without knowing it — created a series circuit. The resistance of the long thin cord adds to the resistance of the bulb in series, increasing the total resistance, reducing the current flowing through the bulb, and reducing the voltage across the bulb. Less current through a higher-resistance bulb means less power delivered to the filament, so the bulb glows dimmer. This is the same reason Christmas-light bulbs dim when more bulbs are added to the string — every new bulb is another series resistor sharing the fixed source voltage and increasing total resistance.</w:t>
             </w:r>
           </w:p>
         </w:tc>
@@ -1309,7 +1309,7 @@
                 <w:sz w:val="18"/>
                 <w:szCs w:val="18"/>
               </w:rPr>
-              <w:t xml:space="preserve">Students built or observed parallel circuits with bulbs connected across the same two nodes. They measured voltage across each branch and current through each branch and through the main supply. They observed: (a) voltage was identical across every branch; (b) adding branches did not dim the other bulbs; (c) total current from the battery increased with each additional branch; (d) removing one bulb did not affect the others.</w:t>
+              <w:t xml:space="preserve">Students built two-branch and three-branch parallel circuits using battery packs, bulbs, ammeters, and voltmeters. They measured that voltage across each parallel branch equalled the battery voltage (approximately 6 V in each branch), that unscrewing one bulb left the other unaffected, and that total current in the main line equalled the sum of branch currents. They also calculated that equivalent resistance decreased as more branches were added.</w:t>
             </w:r>
           </w:p>
         </w:tc>
@@ -1341,7 +1341,7 @@
                 <w:sz w:val="18"/>
                 <w:szCs w:val="18"/>
               </w:rPr>
-              <w:t xml:space="preserve">Students derived the three rules of parallel circuits: (1) voltage is the same across every branch and equals the supply voltage (V_total = V₁ = V₂ = V₃); (2) total current is the sum of branch currents (I_total = I₁ + I₂ + I₃); (3) the equivalent resistance is less than the smallest branch resistance, found using 1/R_total = 1/R₁ + 1/R₂ + 1/R₃. Kenyan household wiring uses parallel circuits so that every appliance receives the full 240 V regardless of how many devices are in use.</w:t>
+              <w:t xml:space="preserve">Students derived the three rules of parallel circuits: (1) voltage is the same across every branch and equals the supply voltage; (2) total current is the sum of all branch currents; (3) equivalent resistance is calculated using 1/R_eq = 1/R₁ + 1/R₂ + … and is always less than the smallest individual branch resistance. Students connected these rules to Kenyan domestic wiring: all appliances are connected in parallel at 240 V so each operates independently at full voltage, and adding more appliances increases total current drawn from the Kenya Power supply.</w:t>
             </w:r>
           </w:p>
         </w:tc>
@@ -1373,7 +1373,7 @@
                 <w:sz w:val="18"/>
                 <w:szCs w:val="18"/>
               </w:rPr>
-              <w:t xml:space="preserve">Pedagogical note: This is a pivotal lesson for resolving the DQ. Students should now be able to articulate: 'Household circuits are parallel — every appliance should get full voltage. So why are Huruma Estate lights still dim?' This productive tension sets up Lessons 7–8 on internal resistance and voltage drop. Update the DQB accordingly. Reinforce with the Kenya Power analogy: each house on a street is a parallel branch — switching off your neighbour's power does not affect yours. Ensure students can derive R_equivalent for two resistors in parallel using the product-over-sum shortcut: R = R₁R₂/(R₁+R₂).</w:t>
+              <w:t xml:space="preserve">Students can now explain one key part of the Huruma Estate phenomenon: inside the house, all appliances (lights, kettle) are wired in parallel and each receives the full supply voltage independently — which is why, once voltage is fully restored, the lights and kettle all operate normally and do not affect each other. Students also explained why the neighbour's bulb on a long thin extension cord is always dimmer: the extension cord adds a series resistance within that one parallel branch, reducing current and power in that branch alone, while all other parallel branches in the house remain unaffected.</w:t>
             </w:r>
           </w:p>
         </w:tc>
@@ -1426,7 +1426,7 @@
                 <w:sz w:val="18"/>
                 <w:szCs w:val="18"/>
               </w:rPr>
-              <w:t xml:space="preserve">Internal Resistance and Terminal Voltage: Why Batteries and the Grid 'Sag' Under Load</w:t>
+              <w:t xml:space="preserve">Series-Parallel Combination Circuits: Solving Real Kenyan Household Wiring Puzzles</w:t>
             </w:r>
           </w:p>
         </w:tc>
@@ -1458,7 +1458,7 @@
                 <w:sz w:val="18"/>
                 <w:szCs w:val="18"/>
               </w:rPr>
-              <w:t xml:space="preserve">Students observed (or conducted) an experiment in which a battery's terminal voltage was measured first with no load (open circuit) and then with increasing loads (more bulbs in parallel). They recorded that the terminal voltage dropped as more current was drawn. A graph of terminal voltage (V) vs. current (I) produced a straight line with a negative gradient, with the y-intercept representing the EMF (ε) and the gradient representing the internal resistance (r).</w:t>
+              <w:t xml:space="preserve">In the Huruma Extension Cord Circuit, the voltage across the parallel appliance branch was approximately 208.7 V, not the full 240 V, because approximately 31.3 V was dropped across the 6-ohm extension cord. The bulb in Socket A and the charger in Socket B shared the reduced voltage, not the full supply voltage.</w:t>
             </w:r>
           </w:p>
         </w:tc>
@@ -1490,7 +1490,7 @@
                 <w:sz w:val="18"/>
                 <w:szCs w:val="18"/>
               </w:rPr>
-              <w:t xml:space="preserve">Students learned that every real power source (battery, generator, Kenya Power transformer) has internal resistance (r) that causes the terminal voltage to drop when current flows. The relationship is: ε = V_terminal + Ir, so V_terminal = ε − Ir. The 'lost volts' (Ir) are dissipated inside the source. At high current demand (e.g., when many Huruma Estate homes switch on simultaneously after a blackout), the grid's effective internal resistance causes a significant voltage sag, explaining why devices receive less than the rated 240 V.</w:t>
+              <w:t xml:space="preserve">When a circuit contains both series and parallel sections, the series elements reduce the voltage available to the parallel load. The correct analysis method is step-by-step equivalent resistance reduction: first combine elements sharing the same two nodes (parallel rule), then combine sequential groups (series rule), then use Ohm's Law at each stage to find voltages and currents. Total current from the supply, voltage drop across the series element, and voltage across the parallel branch can all be calculated systematically.</w:t>
             </w:r>
           </w:p>
         </w:tc>
@@ -1522,7 +1522,7 @@
                 <w:sz w:val="18"/>
                 <w:szCs w:val="18"/>
               </w:rPr>
-              <w:t xml:space="preserve">Pedagogical note: This lesson is the key mechanistic explanation of the anchoring phenomenon. After students derive V_terminal = ε − Ir, explicitly return to Huruma Estate: 'When everyone in the estate switches on simultaneously after the Kenya Power outage, the sudden surge in current causes the transformer's terminal voltage to drop. This is why lights are dim and the kettle is slow — they are receiving less than 240 V.' Allow students 2 minutes of silent writing to connect this to their DQB before class discussion. Cold-call 4 students to narrate the full causal chain using correct physics vocabulary.</w:t>
+              <w:t xml:space="preserve">The neighbour in Huruma Estate whose bulb is connected via a long thin extension cord always has a dimmer bulb because the cord acts as a series resistor in a combination circuit. It drops voltage before the current reaches the bulb, so the bulb receives less than the full 240 V supply voltage. This is not a fault in the supply — it is the predictable behaviour of a combination circuit where any series element steals voltage from the rest of the circuit.</w:t>
             </w:r>
           </w:p>
         </w:tc>
@@ -1575,7 +1575,7 @@
                 <w:sz w:val="18"/>
                 <w:szCs w:val="18"/>
               </w:rPr>
-              <w:t xml:space="preserve">Kirchhoff's Laws: Rules for Analysing Complex Circuits</w:t>
+              <w:t xml:space="preserve">Internal Resistance and EMF: Why Does the Battery Weaken Under Load?</w:t>
             </w:r>
           </w:p>
         </w:tc>
@@ -1607,7 +1607,7 @@
                 <w:sz w:val="18"/>
                 <w:szCs w:val="18"/>
               </w:rPr>
-              <w:t xml:space="preserve">Students observed a complex circuit (a junction with multiple branches and multiple loops) drawn on the board or provided as a worksheet. Using ammeters and voltmeters (real or simulated), they measured currents at junctions and voltages around loops, then tabulated results. They observed that current 'splitting' at a junction always conserved the total, and that summing voltage gains and drops around any closed loop always returned to zero.</w:t>
+              <w:t xml:space="preserve">We observed that as we increased current drawn from the battery by decreasing external resistance, the voltmeter reading across the battery terminals fell steadily. The V versus I graph was a straight downward-sloping line, with the y-intercept equal to the open-circuit voltage (EMF) and a negative gradient.</w:t>
             </w:r>
           </w:p>
         </w:tc>
@@ -1639,7 +1639,7 @@
                 <w:sz w:val="18"/>
                 <w:szCs w:val="18"/>
               </w:rPr>
-              <w:t xml:space="preserve">Students learned Kirchhoff's two laws: (1) Kirchhoff's Current Law (KCL) — the algebraic sum of currents at any junction is zero (ΣI_in = ΣI_out), a consequence of conservation of charge; (2) Kirchhoff's Voltage Law (KVL) — the algebraic sum of EMFs and potential drops around any closed loop is zero (ΣV = 0), a consequence of conservation of energy. These laws allow analysis of circuits too complex to simplify using series/parallel rules alone, and underpin professional circuit design used by Kenyan electrical engineers.</w:t>
+              <w:t xml:space="preserve">We learned that every real battery has an internal resistance r that causes a voltage drop of Ir inside the battery whenever current flows. The terminal voltage V equals the EMF E minus the lost volts Ir: V = E minus Ir. The EMF is the maximum voltage the source can provide (at zero current); the terminal voltage is always less when current is flowing.</w:t>
             </w:r>
           </w:p>
         </w:tc>
@@ -1671,7 +1671,7 @@
                 <w:sz w:val="18"/>
                 <w:szCs w:val="18"/>
               </w:rPr>
-              <w:t xml:space="preserve">Pedagogical note: Kirchhoff's Laws are often introduced abstractly. Ground every example in the Huruma Estate context — e.g., 'Apply KVL around the loop that includes the transformer's internal resistance and the kettle branch. What does this tell us about the voltage the kettle actually receives?' Provide a structured worked example before asking students to solve independently. A common error is inconsistent sign conventions — explicitly model the sign rule (voltage rise = positive, voltage drop = negative) and have students check their answers using KCL at every junction. At least one assessment question should require simultaneous application of both laws.</w:t>
+              <w:t xml:space="preserve">We can now explain why the Huruma Estate lights flickered dimly when power was restored: at that moment, many appliances switched on simultaneously, drawing a large surge current I. This produced a large Ir drop inside the supply, reducing the terminal voltage at the sockets below the normal 240 V, so bulbs received less voltage and glowed dimly. We also explained the weakening torch: as the battery ages, its internal resistance r increases, so the Ir drop grows and terminal voltage falls even though EMF may remain roughly constant.</w:t>
             </w:r>
           </w:p>
         </w:tc>
@@ -1756,7 +1756,7 @@
                 <w:sz w:val="18"/>
                 <w:szCs w:val="18"/>
               </w:rPr>
-              <w:t xml:space="preserve">Students observed or conducted an experiment in which they varied current through a resistor (or a small electric heater) and measured both voltage and the rate of temperature rise (as a proxy for power dissipated). They recorded that power increased rapidly with current, and that doubling the current caused the heating rate to quadruple, suggesting a squared relationship. They also read wattage labels on common Kenyan appliances (kettle, jiko la umeme, phone charger, fluorescent bulb).</w:t>
+              <w:t xml:space="preserve">Students observed that: (1) a thin nichrome wire connected in a circuit became warm while a thick copper wire did not, even with the same supply voltage — and voltmeter/ammeter readings confirmed higher resistance and lower current in the nichrome circuit; (2) real Kenyan household device labels (electric jiko, immersion heater, phone charger) carry wattage ratings that can be used to calculate the current they draw; (3) their own Lesson 6 data tables, when extended with a 'Power (W)' column, showed that components with higher resistance dissipated more power for the same current.</w:t>
             </w:r>
           </w:p>
         </w:tc>
@@ -1788,7 +1788,7 @@
                 <w:sz w:val="18"/>
                 <w:szCs w:val="18"/>
               </w:rPr>
-              <w:t xml:space="preserve">Students learned that: (1) electrical power P = IV = I²R = V²/R is the rate of energy transfer in a circuit, measured in watts (W); (2) power dissipated in a resistor increases with the square of the current (P = I²R), which is why high-resistance components or high-current circuits waste large amounts of energy as heat; (3) a Kenyan household electric kettle rated at 2 000 W at 240 V draws I = P/V = 2000/240 ≈ 8.3 A; (4) if terminal voltage drops to 200 V (as in Huruma), the kettle only dissipates P = V²/R ≈ 1 389 W — explaining why it heats water more slowly.</w:t>
+              <w:t xml:space="preserve">Students learned that: (1) electrical power P = IV = I²R = V²/R is the rate of energy transfer in a circuit, measured in watts; (2) power dissipated in a resistive conductor (such as an extension cord) increases with the SQUARE of current, meaning even a small increase in current causes a large increase in heating; (3) a long, thin extension cord with high resistance wastes a significant fraction of the total power as heat, leaving less power for the connected device — this is the quantitative explanation for the dimmer bulb in the Huruma Estate phenomenon; (4) electrical energy consumed is calculated as E = Pt, and is measured commercially in kilowatt-hours (kWh) by Kenya Power.</w:t>
             </w:r>
           </w:p>
         </w:tc>
@@ -1820,7 +1820,7 @@
                 <w:sz w:val="18"/>
                 <w:szCs w:val="18"/>
               </w:rPr>
-              <w:t xml:space="preserve">Pedagogical note: The calculation in point (4) above is the quantitative resolution of the anchoring phenomenon — ensure every student works through this calculation independently and records it in their DQB model. This is a high-yield lesson for KCSE-style numerical questions. Three forms of the power equation serve different scenarios: use P = IV when both I and V are known; use P = I²R when I and R are known (e.g., calculating wasted power in a resistive wire); use P = V²/R when V and R are known (e.g., appliance performance at reduced voltage). Require students to justify formula choice, not just substitute numbers.</w:t>
+              <w:t xml:space="preserve">Students can now explain: (1) why the neighbour's bulb on a long, thin extension cord is always dimmer — the cord dissipates power as heat (P = I²R), reducing the power available to the bulb; (2) why the electric kettle in Huruma Estate takes longer to boil during low-voltage periods — lower voltage means lower power delivered (P = V²/R), so energy is transferred to the water more slowly; (3) why undersized extension cords and overloaded circuits are genuine fire hazards — the power dissipated as heat in the wire can ignite insulation; (4) how to read a device label and calculate its operating current and resistance, and how to estimate a household's monthly electricity cost using the Kenya Power tariff.</w:t>
             </w:r>
           </w:p>
         </w:tc>
@@ -1873,7 +1873,7 @@
                 <w:sz w:val="18"/>
                 <w:szCs w:val="18"/>
               </w:rPr>
-              <w:t xml:space="preserve">Electrical Energy: From Watts to Kilowatt-Hours — Reading a Kenya Power Bill</w:t>
+              <w:t xml:space="preserve">Electrical Energy and Kenya Power Billing</w:t>
             </w:r>
           </w:p>
         </w:tc>
@@ -1905,7 +1905,7 @@
                 <w:sz w:val="18"/>
                 <w:szCs w:val="18"/>
               </w:rPr>
-              <w:t xml:space="preserve">Students examined a sample Kenya Power electricity bill and identified units consumed (kWh), rate charged per unit, and total cost. They then used a class data set of appliance wattages (from Lesson 9 labels) and estimated usage times to calculate the energy consumed by each appliance per month. They observed that the electric water heater (geyser) and electric cooker dominated household energy consumption.</w:t>
+              <w:t xml:space="preserve">Students examined a sample Kenya Power electricity bill for a fictional Huruma Estate household and an appliance data table showing power ratings and daily usage times for six common Kenyan household devices including an electric jiko, kettle, immersion heater, and phone charger.</w:t>
             </w:r>
           </w:p>
         </w:tc>
@@ -1937,7 +1937,7 @@
                 <w:sz w:val="18"/>
                 <w:szCs w:val="18"/>
               </w:rPr>
-              <w:t xml:space="preserve">Students learned that electrical energy E = Pt (energy = power × time), measured in joules (J) for scientific purposes, but billed in kilowatt-hours (kWh) where 1 kWh = 3.6 × 10⁶ J. They calculated monthly energy costs for a typical Kenyan household and identified the highest-consuming appliances. They also learned that reducing voltage (as in the Huruma scenario) reduces power delivered to appliances (P = V²/R), which reduces energy consumed — but also reduces useful output (e.g., slower kettle, dimmer lights), meaning consumers pay for less energy but also receive less service.</w:t>
+              <w:t xml:space="preserve">Electrical energy E = Pt, where energy in kilowatt-hours equals power in kilowatts multiplied by time in hours; one kilowatt-hour (1 kWh) is one unit on a Kenya Power bill charged at approximately Ksh 12.00 on the domestic lifeline tariff; the total cost of running an appliance depends on BOTH its power rating AND the duration of use; the Huruma Estate kettle consumed more total energy during the power restoration event because lower terminal voltage reduced the power delivered, requiring a longer running time to boil the same water.</w:t>
             </w:r>
           </w:p>
         </w:tc>
@@ -1969,7 +1969,7 @@
                 <w:sz w:val="18"/>
                 <w:szCs w:val="18"/>
               </w:rPr>
-              <w:t xml:space="preserve">Pedagogical note: This lesson bridges physics to real-life financial literacy — a strong PCIs connection (Financial Literacy, Life Skills). Use actual Kenya Power tariff rates (e.g., domestic tariff as published by EPRA) to make calculations authentic. A productive class discussion question: 'If Kenya Power drops voltage from 240 V to 200 V, who benefits — the consumer or the utility? Is this fair?' This engages Values (Social Justice, Responsibility) and can be connected to Kenya's Energy Act. Ensure students can convert between J and kWh fluently, as this is a common KCSE error source.</w:t>
+              <w:t xml:space="preserve">The Huruma Estate kettle took longer to boil because the lower terminal voltage during the power surge reduced the effective power delivered to the heating element — less power per second meant less energy transferred to the water per minute, so more minutes were needed to transfer enough thermal energy to reach boiling point, and this longer running time also meant greater total electrical energy consumed and greater cost on the Kenya Power bill.</w:t>
             </w:r>
           </w:p>
         </w:tc>
@@ -2054,7 +2054,7 @@
                 <w:sz w:val="18"/>
                 <w:szCs w:val="18"/>
               </w:rPr>
-              <w:t xml:space="preserve">Students observed demonstrations of Joule heating: a thin nichrome wire glowing red when high current passed through it; a thick copper wire remaining cool under the same current. They also examined (or were shown images of) burnt plug sockets, melted wire insulation, and a tripped circuit breaker — all common in Kenyan homes. A case study of an electrical fire caused by overloaded extension cables in a Nairobi rental apartment was discussed.</w:t>
+              <w:t xml:space="preserve">Students observed that when current flowed through nichrome wire coiled around a water-filled test tube, the water temperature increased — and the increase was greater at higher voltage (higher current). They observed that nichrome wire became warm while copper connecting wires carrying the same current stayed cool. They examined photographs of a charred extension cord from Huruma Estate and appliance rating plates for Kenyan household devices (Ramtons kettle, Sayona cooker, Nunix immersion heater).</w:t>
             </w:r>
           </w:p>
         </w:tc>
@@ -2086,7 +2086,7 @@
                 <w:sz w:val="18"/>
                 <w:szCs w:val="18"/>
               </w:rPr>
-              <w:t xml:space="preserve">Students learned that electrical energy is converted to heat energy in any resistor carrying current, quantified by Q = I²Rt (Joule's Law). High-resistance conductors or high currents produce dangerous levels of heat. Safety devices exploit or mitigate this effect: (1) fuses — a thin wire of low melting point that melts (breaks the circuit) when current exceeds a safe threshold, rated in amperes; (2) circuit breakers — electromagnetic or thermal switches that trip automatically and can be reset; (3) earthing — provides a low-resistance path to ground to prevent metal appliance casings from becoming live. Correct fuse rating selection (I_fuse slightly above normal operating current) is a key design skill.</w:t>
+              <w:t xml:space="preserve">Students learned that electrical energy is converted to heat energy in any resistor carrying current, quantified by Q = I²Rt (Joule's Law). High-resistance elements (nichrome, toaster coil, kettle element) convert more electrical energy to heat than low-resistance conductors (copper wires), which is why heating appliances use high-resistance alloys deliberately. During the Huruma brownout, lower voltage reduced current (I = V/R), which dramatically reduced heat output (Q ∝ I²), explaining why the kettle was slow. The long, thin extension cord of the neighbour had high resistance, so it dissipated significant heat — making it both a dim-bulb cause AND a fire hazard. Fuses (melt and break the circuit), circuit breakers (trip electromagnetically), and earthing (divert fault current safely to ground) are safety devices that prevent dangerous overcurrents from causing fires or electrocution.</w:t>
             </w:r>
           </w:p>
         </w:tc>
@@ -2118,7 +2118,7 @@
                 <w:sz w:val="18"/>
                 <w:szCs w:val="18"/>
               </w:rPr>
-              <w:t xml:space="preserve">Pedagogical note: Safety content must be taught with genuine urgency — electrical accidents are a leading cause of household fires in Kenya. Use Q = I²Rt to show quantitatively why a 13 A fuse protects a 2 000 W kettle (I_operating ≈ 8.3 A, fuse provides margin) but would NOT protect a phone charger circuit if multiple high-power devices are added on one extension. The Huruma Estate scenario can be extended: 'When voltage is restored to full after a sag, the sudden current surge can cause heating in undersized wiring — this is a real fire risk.' Connect to DQB: efficient circuit design includes not just delivering the right voltage but also protecting against dangerous heating.</w:t>
+              <w:t xml:space="preserve">The Huruma Estate phenomenon is now more fully explained: when power was first restored after the Kenya Power blackout, the supply voltage was below the standard 240 V (brownout condition). Lower voltage → lower current through each appliance → less power delivered (P = V²/R) → less heat generated (Q = I²Rt) → dimmer lights and a slower kettle. The neighbour's long, thin extension cord has high resistance, so even at full voltage it drops a significant portion of the supply voltage across itself (V = IR), reducing voltage across the bulb and wasting energy as heat in the cord. This same cord, if overloaded, could reach ignition temperatures — the fuse in the circuit is designed to melt and break the circuit before this happens, protecting the household from fire.</w:t>
             </w:r>
           </w:p>
         </w:tc>
@@ -2203,7 +2203,7 @@
                 <w:sz w:val="18"/>
                 <w:szCs w:val="18"/>
               </w:rPr>
-              <w:t xml:space="preserve">Students reviewed all evidence gathered across Lessons 1–11: V–I graphs, circuit measurements, power calculations, energy billing data, and safety case studies. They revisited their initial Lesson 1 DQB predictions and compared them with their current understanding. Working in groups, they constructed a final annotated circuit diagram for the Huruma Estate scenario, labelling all quantities (EMF, internal resistance, terminal voltage, branch currents, power dissipated) and proposing design improvements.</w:t>
+              <w:t xml:space="preserve">Students reviewed their Lesson 1 circuit models and annotated them with red-pen corrections, participated in an Evidence Parade revisiting eight key data sets from Lessons 1–11 (including the Ohm's Law V-I graph, the internal resistance terminal voltage graph, the series vs. parallel ammeter readings, and the Kenya Power energy cost data), and completed a gallery walk of peer-designed household wiring plans for the Wanjiku Family Home in Githurai, Nairobi.</w:t>
             </w:r>
           </w:p>
         </w:tc>
@@ -2235,7 +2235,7 @@
                 <w:sz w:val="18"/>
                 <w:szCs w:val="18"/>
               </w:rPr>
-              <w:t xml:space="preserve">Students synthesised all sub-strand concepts into a unified Final Explanation: the Huruma Estate dim lights and slow kettle at power restoration result from (1) high current demand across many parallel household branches causing significant 'lost volts' (Ir) across the transformer and distribution wiring's internal/line resistance, reducing terminal voltage below 240 V; (2) reduced terminal voltage lowering power delivered to appliances (P = V²/R); (3) undersized or aged distribution cables (high ρL/A) worsening the voltage drop. Design solutions include: using thicker, shorter copper conductors to minimise line resistance; correct fuse/circuit breaker ratings per branch; staged load restoration after blackouts; and each home's circuits being independently parallel-wired so one appliance's failure does not affect others.</w:t>
+              <w:t xml:space="preserve">Students synthesised all sub-strand concepts into a unified Final Explanation: that the Huruma Estate dim lights and slow kettle at power restoration were caused by high effective internal resistance in the supply network reducing terminal voltage and therefore power delivered to appliances (P = V²/R); that the permanently dim bulb on the long thin extension cord resulted from resistive voltage drop across the cord in series with the bulb, leaving less voltage — and therefore less power — across the bulb; and that domestic wiring must be in parallel so that every appliance receives the full 240 V supply voltage, operates independently, and benefits from the low effective resistance of parallel branches. Students also learned to calculate total household current draw, assess fuse safety, and estimate monthly energy costs using Kenya Power tariff rates.</w:t>
             </w:r>
           </w:p>
         </w:tc>
@@ -2267,7 +2267,7 @@
                 <w:sz w:val="18"/>
                 <w:szCs w:val="18"/>
               </w:rPr>
-              <w:t xml:space="preserve">Pedagogical note: This capstone lesson is an assessment opportunity. Each group should present their final annotated model — evaluate using a rubric that checks: correct use of V = IR, P = IV, Q = I²Rt, R = ρL/A, V_terminal = ε − Ir, KCL, KVL, and safety device justification. The teacher should resist giving the 'answer' — instead, use Socratic questioning to guide groups to self-correct. End with a whole-class DQB review: physically cross off or annotate each original question with the lesson that answered it, demonstrating cumulative knowledge construction. Final reflection prompt: 'What would you advise a Kenyan electrical engineer tasked with upgrading the Huruma Estate distribution network?' This connects to career awareness (PCIs) and the NGSS practice of communicating findings.</w:t>
+              <w:t xml:space="preserve">Students explained the complete Huruma Estate anchoring phenomenon using the Claim-Evidence-Reasoning-Design (CERD) framework, referencing Ohm's Law (V = IR), terminal voltage (V_t = EMF − Ir), power equations (P = IV = V²/R = I²R), parallel circuit rules (same voltage across branches, total current as sum of branch currents), and safety principles (correct fuse rating, earthing of metal-cased appliances). They closed every Driving Question Board card with evidence-referenced answers and justified a complete parallel wiring design for a model Kenyan household — demonstrating mastery of the sub-strand's core competency: designing safe, efficient electrical circuits for everyday Kenyan life.</w:t>
             </w:r>
           </w:p>
         </w:tc>
@@ -2391,7 +2391,7 @@
         </w:rPr>
         <w:t xml:space="preserve">© 2026 SeaVuria and ARES. This work is licensed under a </w:t>
       </w:r>
-      <w:hyperlink w:history="1" r:id="rIdcvm11bhidkg8bza-r2oil">
+      <w:hyperlink w:history="1" r:id="rId2un_hlgjtof5ruj_zc24f">
         <w:r>
           <w:rPr>
             <w:rFonts w:ascii="Arial" w:cs="Arial" w:eastAsia="Arial" w:hAnsi="Arial"/>
@@ -2411,7 +2411,7 @@
         </w:rPr>
         <w:t xml:space="preserve"> (</w:t>
       </w:r>
-      <w:hyperlink w:history="1" r:id="rIdul-ozw7mibvcmghcvr2p1">
+      <w:hyperlink w:history="1" r:id="rIdh0daqxae2muqlqcbicg7n">
         <w:r>
           <w:rPr>
             <w:rFonts w:ascii="Arial" w:cs="Arial" w:eastAsia="Arial" w:hAnsi="Arial"/>
@@ -2431,7 +2431,7 @@
         </w:rPr>
         <w:t xml:space="preserve">). To view a copy of this license, visit </w:t>
       </w:r>
-      <w:hyperlink w:history="1" r:id="rIdpwnfjjjgkr7rzthrw8kbi">
+      <w:hyperlink w:history="1" r:id="rIdlkltcmfjlm2skkuttu8_l">
         <w:r>
           <w:rPr>
             <w:rFonts w:ascii="Arial" w:cs="Arial" w:eastAsia="Arial" w:hAnsi="Arial"/>

--- a/data/outputs/v2/Physics/SS3.2_Current_Electricity/Physics_Current_Electricity_SummaryTable.docx
+++ b/data/outputs/v2/Physics/SS3.2_Current_Electricity/Physics_Current_Electricity_SummaryTable.docx
@@ -2391,7 +2391,7 @@
         </w:rPr>
         <w:t xml:space="preserve">© 2026 SeaVuria and ARES. This work is licensed under a </w:t>
       </w:r>
-      <w:hyperlink w:history="1" r:id="rId2un_hlgjtof5ruj_zc24f">
+      <w:hyperlink w:history="1" r:id="rIdedtmuagf5wznwllcyocjv">
         <w:r>
           <w:rPr>
             <w:rFonts w:ascii="Arial" w:cs="Arial" w:eastAsia="Arial" w:hAnsi="Arial"/>
@@ -2411,7 +2411,7 @@
         </w:rPr>
         <w:t xml:space="preserve"> (</w:t>
       </w:r>
-      <w:hyperlink w:history="1" r:id="rIdh0daqxae2muqlqcbicg7n">
+      <w:hyperlink w:history="1" r:id="rIdinncxithf8pgqhjaqeckq">
         <w:r>
           <w:rPr>
             <w:rFonts w:ascii="Arial" w:cs="Arial" w:eastAsia="Arial" w:hAnsi="Arial"/>
@@ -2431,7 +2431,7 @@
         </w:rPr>
         <w:t xml:space="preserve">). To view a copy of this license, visit </w:t>
       </w:r>
-      <w:hyperlink w:history="1" r:id="rIdlkltcmfjlm2skkuttu8_l">
+      <w:hyperlink w:history="1" r:id="rIdhry1nx_hb5no3hwtrjslv">
         <w:r>
           <w:rPr>
             <w:rFonts w:ascii="Arial" w:cs="Arial" w:eastAsia="Arial" w:hAnsi="Arial"/>

--- a/data/outputs/v2/Physics/SS3.2_Current_Electricity/Physics_Current_Electricity_SummaryTable.docx
+++ b/data/outputs/v2/Physics/SS3.2_Current_Electricity/Physics_Current_Electricity_SummaryTable.docx
@@ -2391,7 +2391,7 @@
         </w:rPr>
         <w:t xml:space="preserve">© 2026 SeaVuria and ARES. This work is licensed under a </w:t>
       </w:r>
-      <w:hyperlink w:history="1" r:id="rIdedtmuagf5wznwllcyocjv">
+      <w:hyperlink w:history="1" r:id="rIdiiv518lhhtmixaav6xjdd">
         <w:r>
           <w:rPr>
             <w:rFonts w:ascii="Arial" w:cs="Arial" w:eastAsia="Arial" w:hAnsi="Arial"/>
@@ -2411,7 +2411,7 @@
         </w:rPr>
         <w:t xml:space="preserve"> (</w:t>
       </w:r>
-      <w:hyperlink w:history="1" r:id="rIdinncxithf8pgqhjaqeckq">
+      <w:hyperlink w:history="1" r:id="rIdqhsftlrnafumd-nyk1tvq">
         <w:r>
           <w:rPr>
             <w:rFonts w:ascii="Arial" w:cs="Arial" w:eastAsia="Arial" w:hAnsi="Arial"/>
@@ -2431,7 +2431,7 @@
         </w:rPr>
         <w:t xml:space="preserve">). To view a copy of this license, visit </w:t>
       </w:r>
-      <w:hyperlink w:history="1" r:id="rIdhry1nx_hb5no3hwtrjslv">
+      <w:hyperlink w:history="1" r:id="rIdplsp_d4yrwiygep3kg7mj">
         <w:r>
           <w:rPr>
             <w:rFonts w:ascii="Arial" w:cs="Arial" w:eastAsia="Arial" w:hAnsi="Arial"/>

--- a/data/outputs/v2/Physics/SS3.2_Current_Electricity/Physics_Current_Electricity_SummaryTable.docx
+++ b/data/outputs/v2/Physics/SS3.2_Current_Electricity/Physics_Current_Electricity_SummaryTable.docx
@@ -2118,7 +2118,7 @@
                 <w:sz w:val="18"/>
                 <w:szCs w:val="18"/>
               </w:rPr>
-              <w:t xml:space="preserve">The Huruma Estate phenomenon is now more fully explained: when power was first restored after the Kenya Power blackout, the supply voltage was below the standard 240 V (brownout condition). Lower voltage → lower current through each appliance → less power delivered (P = V²/R) → less heat generated (Q = I²Rt) → dimmer lights and a slower kettle. The neighbour's long, thin extension cord has high resistance, so even at full voltage it drops a significant portion of the supply voltage across itself (V = IR), reducing voltage across the bulb and wasting energy as heat in the cord. This same cord, if overloaded, could reach ignition temperatures — the fuse in the circuit is designed to melt and break the circuit before this happens, protecting the household from fire.</w:t>
+              <w:t xml:space="preserve">The Huruma Estate phenomenon is now more fully explained: when power was first restored after the Kenya Power blackout, the voltage at the sockets was below the standard 240 V (a brownout, caused by the large surge current producing a large Ir drop inside the supply). Lower voltage → lower current through each appliance → less power delivered (P = V²/R) → less heat generated (Q = I²Rt) → dimmer lights and a slower kettle. The neighbour's long, thin extension cord has high resistance, so even at full voltage it drops a significant portion of the supply voltage across itself (V = IR), reducing voltage across the bulb and wasting energy as heat in the cord. This same cord, if overloaded, could reach ignition temperatures — the fuse in the circuit is designed to melt and break the circuit before this happens, protecting the household from fire.</w:t>
             </w:r>
           </w:p>
         </w:tc>
@@ -2391,7 +2391,7 @@
         </w:rPr>
         <w:t xml:space="preserve">© 2026 SeaVuria and ARES. This work is licensed under a </w:t>
       </w:r>
-      <w:hyperlink w:history="1" r:id="rIdiiv518lhhtmixaav6xjdd">
+      <w:hyperlink w:history="1" r:id="rId7re8pgxkwwi8e7ancbqom">
         <w:r>
           <w:rPr>
             <w:rFonts w:ascii="Arial" w:cs="Arial" w:eastAsia="Arial" w:hAnsi="Arial"/>
@@ -2411,7 +2411,7 @@
         </w:rPr>
         <w:t xml:space="preserve"> (</w:t>
       </w:r>
-      <w:hyperlink w:history="1" r:id="rIdqhsftlrnafumd-nyk1tvq">
+      <w:hyperlink w:history="1" r:id="rIdys4r8piqptdlkf5wbb9za">
         <w:r>
           <w:rPr>
             <w:rFonts w:ascii="Arial" w:cs="Arial" w:eastAsia="Arial" w:hAnsi="Arial"/>
@@ -2431,7 +2431,7 @@
         </w:rPr>
         <w:t xml:space="preserve">). To view a copy of this license, visit </w:t>
       </w:r>
-      <w:hyperlink w:history="1" r:id="rIdplsp_d4yrwiygep3kg7mj">
+      <w:hyperlink w:history="1" r:id="rIdkisooggoisy7rt59wd2t2">
         <w:r>
           <w:rPr>
             <w:rFonts w:ascii="Arial" w:cs="Arial" w:eastAsia="Arial" w:hAnsi="Arial"/>

--- a/data/outputs/v2/Physics/SS3.2_Current_Electricity/Physics_Current_Electricity_SummaryTable.docx
+++ b/data/outputs/v2/Physics/SS3.2_Current_Electricity/Physics_Current_Electricity_SummaryTable.docx
@@ -227,7 +227,7 @@
                 <w:sz w:val="18"/>
                 <w:szCs w:val="18"/>
               </w:rPr>
-              <w:t xml:space="preserve">DRIVING QUESTION: Why do electrical devices in our homes sometimes receive less energy than expected, and how can we design circuits to deliver the right amount of electrical energy safely and efficiently?</w:t>
+              <w:t xml:space="preserve">DRIVING QUESTION: Why do the other tubes stay lit when one blows out, and why do bulbs connected in series glow dimmer than identical bulbs connected in parallel to the same battery?</w:t>
             </w:r>
           </w:p>
         </w:tc>
@@ -532,7 +532,7 @@
                 <w:sz w:val="18"/>
                 <w:szCs w:val="18"/>
               </w:rPr>
-              <w:t xml:space="preserve">The Flickering Lights of Huruma Estate: Launching the Phenomenon</w:t>
+              <w:t xml:space="preserve">The Blown Tube and the Dim Bulbs: Anchoring Phenomenon</w:t>
             </w:r>
           </w:p>
         </w:tc>
@@ -564,7 +564,7 @@
                 <w:sz w:val="18"/>
                 <w:szCs w:val="18"/>
               </w:rPr>
-              <w:t xml:space="preserve">During a power restoration in Huruma Estate, Nairobi, lights glowed dimly, a kettle took longer to boil, and a bulb on a long thin extension cord was always dimmer than one plugged directly into the wall socket.</w:t>
+              <w:t xml:space="preserve">Describe what you saw: how bright the three identical bulbs were in series and in parallel on the same 9 V battery pack, what happened when one bulb was removed in each circuit, and what happened when one of the four tubes in the Nairobi classroom blew out and when a bulb in an old Christmas-light string failed.</w:t>
             </w:r>
           </w:p>
         </w:tc>
@@ -596,7 +596,7 @@
                 <w:sz w:val="18"/>
                 <w:szCs w:val="18"/>
               </w:rPr>
-              <w:t xml:space="preserve">Electric current is the flow of electric charge through a conductor. Current I equals charge Q divided by time t, and is measured in amperes using an ammeter connected in series.</w:t>
+              <w:t xml:space="preserve">Write your first ideas about why the connection pattern changes brightness and why the other tubes stay lit. Say what you are unsure about, and note that these are initial ideas which you will test with evidence.</w:t>
             </w:r>
           </w:p>
         </w:tc>
@@ -628,7 +628,7 @@
                 <w:sz w:val="18"/>
                 <w:szCs w:val="18"/>
               </w:rPr>
-              <w:t xml:space="preserve">We cannot yet fully explain why the lights were dim or why the extension cord bulb was dimmer. We have identified that the AMOUNT of current flowing must be different in these situations, and we have posted our questions on the Driving Question Board to guide our investigation over the next 11 lessons.</w:t>
+              <w:t xml:space="preserve">Write one 'I wonder...' question for the Driving Question Board and say what you would test next with the 9 V pack and bulbs. Do not give a final explanation yet, because the full explanation will be built in later lessons.</w:t>
             </w:r>
           </w:p>
         </w:tc>
@@ -681,7 +681,7 @@
                 <w:sz w:val="18"/>
                 <w:szCs w:val="18"/>
               </w:rPr>
-              <w:t xml:space="preserve">EMF and Potential Difference: Why Does the Socket Give Less Than the Source?</w:t>
+              <w:t xml:space="preserve">Circuit Components and Symbols: What Does a Bulb Need to Light?</w:t>
             </w:r>
           </w:p>
         </w:tc>
@@ -713,7 +713,7 @@
                 <w:sz w:val="18"/>
                 <w:szCs w:val="18"/>
               </w:rPr>
-              <w:t xml:space="preserve">When a dry cell is connected to a resistor and the switch is closed, the voltmeter reading across the cell terminals drops below the open-circuit reading. The drop is larger when a smaller resistor (higher current) is used.</w:t>
+              <w:t xml:space="preserve">We observed that the bulb lit only when the 9 V pack, wires and bulb formed a complete closed loop. When we opened the switch, removed a wire or left a gap, the bulb went out. In the diagrams of the demo, the three series bulbs share one loop, whereas the parallel bulbs are on separate branches across the same 9 V pack.</w:t>
             </w:r>
           </w:p>
         </w:tc>
@@ -745,7 +745,7 @@
                 <w:sz w:val="18"/>
                 <w:szCs w:val="18"/>
               </w:rPr>
-              <w:t xml:space="preserve">The energy given to each coulomb of charge by a source is called electromotive force (EMF, symbol E, unit volt). The energy available per coulomb in the external circuit is called terminal voltage or potential difference (symbol V). Terminal voltage is always less than or equal to EMF because some energy is used inside the source. Both quantities are measured in volts (joules per coulomb) using a voltmeter connected in parallel.</w:t>
+              <w:t xml:space="preserve">We learned that a circuit needs a source and an unbroken path to work, and that standard symbols let us draw circuit diagrams that anyone can read and build. 'In series' means one loop and 'in parallel' means branches. A break in a single loop gives an open circuit, so everything in that loop stops.</w:t>
             </w:r>
           </w:p>
         </w:tc>
@@ -777,7 +777,7 @@
                 <w:sz w:val="18"/>
                 <w:szCs w:val="18"/>
               </w:rPr>
-              <w:t xml:space="preserve">During the Huruma Estate power restoration, the electricity supply had a certain EMF but the terminal voltage reaching the wall sockets was lower than expected, especially when many appliances were drawing current simultaneously. This is why lights received less energy per coulomb than normal and glowed dimly. The voltage available at the socket is not the same as the rated supply EMF — it is reduced by losses inside the source, which become larger as current demand increases.</w:t>
+              <w:t xml:space="preserve">The Christmas-light string goes dark when one bulb fails because all the bulbs are in one series loop, so one break opens the loop. In the Nairobi classroom, each tube seems to have its own branch, so the loop for each of the other tubes is still complete when one blows. We still need evidence to explain why series bulbs are dim and parallel bulbs are bright.</w:t>
             </w:r>
           </w:p>
         </w:tc>
@@ -830,7 +830,7 @@
                 <w:sz w:val="18"/>
                 <w:szCs w:val="18"/>
               </w:rPr>
-              <w:t xml:space="preserve">Ohm's Law Investigation: Resistance as the Controller of Current</w:t>
+              <w:t xml:space="preserve">Electric Current: Charge Flow and the Ammeter in Series</w:t>
             </w:r>
           </w:p>
         </w:tc>
@@ -862,7 +862,7 @@
                 <w:sz w:val="18"/>
                 <w:szCs w:val="18"/>
               </w:rPr>
-              <w:t xml:space="preserve">Students observed that as the rheostat was adjusted to increase the voltage across the nichrome wire, the current through the wire also increased. When they plotted these values on a V–I graph, the points fell on a straight line passing through (or near) the origin — showing that voltage and current are directly proportional for the nichrome wire at constant temperature.</w:t>
+              <w:t xml:space="preserve">We measured the current in the series loop of three identical 9 V, 2.7 W bulbs on a 9 V battery pack: 0.10 A at every point, and 0 A (all bulbs out) when one bulb was removed. In the parallel circuit we measured 0.30 A in each branch and 0.90 A at the battery, and the bulbs were brighter.</w:t>
             </w:r>
           </w:p>
         </w:tc>
@@ -894,7 +894,7 @@
                 <w:sz w:val="18"/>
                 <w:szCs w:val="18"/>
               </w:rPr>
-              <w:t xml:space="preserve">Students learned that the gradient of a V–I graph gives the resistance (R) of the conductor, measured in ohms (Ω). This relationship is summarised by Ohm's Law: V = IR. Resistance is a property of the conductor that controls how much current flows for a given voltage — a higher resistance means less current for the same voltage.</w:t>
+              <w:t xml:space="preserve">Current is the flow of charge, I = Q/t, in amperes (1 A = 1 C/s). An ammeter is connected in series. The current is the same at every point in a series loop, so bulbs do not use up current. Conventional current flows from + to -, while electrons move the opposite way. In 60 s a current of 0.10 A moves 6 C.</w:t>
             </w:r>
           </w:p>
         </w:tc>
@@ -926,7 +926,7 @@
                 <w:sz w:val="18"/>
                 <w:szCs w:val="18"/>
               </w:rPr>
-              <w:t xml:space="preserve">Students can now partially explain the Huruma Estate phenomenon: the long, thin extension cord has a higher resistance than a short, thick wire. Because V = IR, for the same mains voltage, a higher resistance in the cord means less current reaches the bulb — so it glows dimmer. The kettle element's resistance similarly controls how much current heats the water. Resistance is the missing variable that explains why 'electricity' can vary in its effect even from the same source.</w:t>
+              <w:t xml:space="preserve">So far, a series loop has a single path so the same 0.10 A passes every point, and a broken bulb opens the loop, which is why an old Christmas-light string goes dark. We cannot yet explain why the series bulbs are dim, why the parallel battery gives 0.90 A, or why the other Nairobi tubes stay lit. These need potential difference and resistance, which we study next.</w:t>
             </w:r>
           </w:p>
         </w:tc>
@@ -979,7 +979,7 @@
                 <w:sz w:val="18"/>
                 <w:szCs w:val="18"/>
               </w:rPr>
-              <w:t xml:space="preserve">Resistance and Resistivity: Why Do Thicker Cables Carry More Current?</w:t>
+              <w:t xml:space="preserve">Potential Difference and e.m.f.: Energy Per Charge in the Dim and Bright Bulbs</w:t>
             </w:r>
           </w:p>
         </w:tc>
@@ -1011,7 +1011,7 @@
                 <w:sz w:val="18"/>
                 <w:szCs w:val="18"/>
               </w:rPr>
-              <w:t xml:space="preserve">Students observed that when wire length increases (with area and material fixed), resistance increases proportionally. When cross-sectional area increases (with length and material fixed), resistance decreases. Different materials (copper vs. nichrome) gave different resistance values for identical wire dimensions. A thin, long wire had significantly higher resistance than a short, thick wire of the same material.</w:t>
+              <w:t xml:space="preserve">We measured 1.5 V across one dry cell, 4.5 V across three cells in series and 9.0 V across the whole battery. In the series circuit, each of the three identical bulbs had 3.0 V across it (3.0 + 3.0 + 3.0 = 9.0 V) and glowed dim. In the parallel circuit each bulb had 9.0 V across it and glowed bright. When a series bulb was removed, all the lights went out.</w:t>
             </w:r>
           </w:p>
         </w:tc>
@@ -1043,7 +1043,7 @@
                 <w:sz w:val="18"/>
                 <w:szCs w:val="18"/>
               </w:rPr>
-              <w:t xml:space="preserve">Students learned that resistance depends on three factors: length (R ∝ L), cross-sectional area (R ∝ 1/A), and material (characterised by resistivity ρ). These are combined in the formula ρ = RA/L (units: Ω·m). Copper, used in Kenya Power-approved house wiring, has very low resistivity, making it an efficient conductor. Thin, cheap extension cords have much higher resistance due to their small cross-sectional area, which reduces current to appliances and causes energy to be wasted as heat in the cord.</w:t>
+              <w:t xml:space="preserve">Potential difference (p.d.) is the energy transferred per unit charge between two points, measured in volts (1 V = 1 J/C) with a voltmeter connected in parallel across the component. e.m.f. is the energy per unit charge supplied by the source, such as the 9 V battery. A series bulb receives only part of the e.m.f. (3.0 V), while a parallel bulb receives all of it (9.0 V).</w:t>
             </w:r>
           </w:p>
         </w:tc>
@@ -1075,7 +1075,7 @@
                 <w:sz w:val="18"/>
                 <w:szCs w:val="18"/>
               </w:rPr>
-              <w:t xml:space="preserve">Students explained that the neighbour's long, thin extension cord in Huruma Estate has high resistance because of its small cross-sectional area and long length (both increase R according to ρ = RA/L). This high cord resistance means the total circuit resistance is large, reducing the current. Less current means less power delivered to the bulb (P = I²R), making it glow dimly even when the mains voltage is fully restored. This is why Kenya Power standards require thick-gauge wiring in homes — to minimise wire resistance and deliver maximum energy to appliances safely.</w:t>
+              <w:t xml:space="preserve">The parallel bulbs glow brighter because each coulomb of charge gives up all 9 J in one bulb, while in series the 9 J is divided between three bulbs, 3 J each. This helps explain the dim series bulbs and suggests that each tube in the Nairobi classroom is across the full supply. We still need to explain why the p.d. is shared equally and why the parallel circuit draws more current, which needs resistance and Ohm's law.</w:t>
             </w:r>
           </w:p>
         </w:tc>
@@ -1128,7 +1128,7 @@
                 <w:sz w:val="18"/>
                 <w:szCs w:val="18"/>
               </w:rPr>
-              <w:t xml:space="preserve">Series Circuits: Same Current, Sharing Voltage — Why More Bulbs Mean Dimmer Light</w:t>
+              <w:t xml:space="preserve">Ohm's Law: How Much Current Does a Resistor Allow for Each Volt?</w:t>
             </w:r>
           </w:p>
         </w:tc>
@@ -1160,7 +1160,7 @@
                 <w:sz w:val="18"/>
                 <w:szCs w:val="18"/>
               </w:rPr>
-              <w:t xml:space="preserve">When we added more bulbs to a single loop (series circuit) and measured with the ammeter, the current reading was the same at every point in the circuit — before the first bulb, between bulbs, and after the last bulb. The bulbs became progressively dimmer as we added more bulbs to the series loop. When we summed the voltage readings across each individual bulb, the total equalled the source voltage.</w:t>
+              <w:t xml:space="preserve">We measured the p.d. across and the current through a 30 Ω resistor at 1.5 V, 3.0 V, 4.5 V, 6.0 V and 7.5 V and found currents of 0.05 A, 0.10 A, 0.15 A, 0.20 A and 0.25 A. The graph of V against I was a straight line through the origin, and V/I stayed at 30 Ω. The 30 Ω bulb at 3.0 V carried 0.10 A.</w:t>
             </w:r>
           </w:p>
         </w:tc>
@@ -1192,7 +1192,7 @@
                 <w:sz w:val="18"/>
                 <w:szCs w:val="18"/>
               </w:rPr>
-              <w:t xml:space="preserve">In a series circuit: (1) current is the same everywhere in the loop; (2) the source voltage is shared (divided) among the components so that V_source = V₁ + V₂ + V₃; (3) resistances add up so that R_total = R₁ + R₂ + R₃; (4) adding more components increases total resistance, which reduces current and causes each component to receive less voltage and less power — making bulbs dimmer and heaters slower.</w:t>
+              <w:t xml:space="preserve">For an ohmic conductor at constant temperature, the current is directly proportional to the p.d. (V = IR). Resistance is found from V/I or from the gradient of the V-I graph (30 Ω here). A larger p.d. across the same resistance gives a larger current, and a larger resistance gives a smaller current for the same p.d.</w:t>
             </w:r>
           </w:p>
         </w:tc>
@@ -1224,7 +1224,7 @@
                 <w:sz w:val="18"/>
                 <w:szCs w:val="18"/>
               </w:rPr>
-              <w:t xml:space="preserve">The neighbour in Huruma Estate whose bulb is connected via a long, thin extension cord has — without knowing it — created a series circuit. The resistance of the long thin cord adds to the resistance of the bulb in series, increasing the total resistance, reducing the current flowing through the bulb, and reducing the voltage across the bulb. Less current through a higher-resistance bulb means less power delivered to the filament, so the bulb glows dimmer. This is the same reason Christmas-light bulbs dim when more bulbs are added to the string — every new bulb is another series resistor sharing the fixed source voltage and increasing total resistance.</w:t>
+              <w:t xml:space="preserve">This gives us a rule to explain the dim series bulbs and the bright parallel bulbs: a parallel bulb has 9 V across 30 Ω, so I = 9/30 = 0.30 A. We still need to find out how the three bulbs in series combine to give 90 Ω and 0.10 A, and why a failed tube in the Nairobi classroom does not stop the others. This will come in the lessons on resistance and on series and parallel circuits.</w:t>
             </w:r>
           </w:p>
         </w:tc>
@@ -1277,7 +1277,7 @@
                 <w:sz w:val="18"/>
                 <w:szCs w:val="18"/>
               </w:rPr>
-              <w:t xml:space="preserve">Parallel Circuits: Why Every Appliance in a Kenyan Home Gets Full Voltage</w:t>
+              <w:t xml:space="preserve">Factors Affecting Resistance: Why Long Thin Extension Cables Heat Up</w:t>
             </w:r>
           </w:p>
         </w:tc>
@@ -1309,7 +1309,7 @@
                 <w:sz w:val="18"/>
                 <w:szCs w:val="18"/>
               </w:rPr>
-              <w:t xml:space="preserve">Students built two-branch and three-branch parallel circuits using battery packs, bulbs, ammeters, and voltmeters. They measured that voltage across each parallel branch equalled the battery voltage (approximately 6 V in each branch), that unscrewing one bulb left the other unaffected, and that total current in the main line equalled the sum of branch currents. They also calculated that equivalent resistance decreased as more branches were added.</w:t>
+              <w:t xml:space="preserve">We measured V and I for wires of different length, thickness and material, and for a wire that warmed up. We calculated R = V/I. We saw that longer wires and thinner wires gave a smaller current and so a higher R. Copper gave a low R, nichrome a higher R, and the bulb filament (30 Ω in our demo) had a much higher R than copper connecting wire. A warm metal wire let less current flow.</w:t>
             </w:r>
           </w:p>
         </w:tc>
@@ -1341,7 +1341,7 @@
                 <w:sz w:val="18"/>
                 <w:szCs w:val="18"/>
               </w:rPr>
-              <w:t xml:space="preserve">Students derived the three rules of parallel circuits: (1) voltage is the same across every branch and equals the supply voltage; (2) total current is the sum of all branch currents; (3) equivalent resistance is calculated using 1/R_eq = 1/R₁ + 1/R₂ + … and is always less than the smallest individual branch resistance. Students connected these rules to Kenyan domestic wiring: all appliances are connected in parallel at 240 V so each operates independently at full voltage, and adding more appliances increases total current drawn from the Kenya Power supply.</w:t>
+              <w:t xml:space="preserve">Resistance increases with the length of a conductor, decreases when the cross-sectional area is larger (thicker wire), depends on the material, and for a metal increases as the temperature rises. R = V/I (Lesson 5) lets us compare resistances. A higher resistance means less current for the same p.d. and more energy transferred as heat in the conductor.</w:t>
             </w:r>
           </w:p>
         </w:tc>
@@ -1373,7 +1373,7 @@
                 <w:sz w:val="18"/>
                 <w:szCs w:val="18"/>
               </w:rPr>
-              <w:t xml:space="preserve">Students can now explain one key part of the Huruma Estate phenomenon: inside the house, all appliances (lights, kettle) are wired in parallel and each receives the full supply voltage independently — which is why, once voltage is fully restored, the lights and kettle all operate normally and do not affect each other. Students also explained why the neighbour's bulb on a long thin extension cord is always dimmer: the extension cord adds a series resistance within that one parallel branch, reducing current and power in that branch alone, while all other parallel branches in the house remain unaffected.</w:t>
+              <w:t xml:space="preserve">A long thin extension cable has a high resistance, so when current flows more energy is transferred as heat and the cable warms up, unlike a short thick copper wire. Each bulb filament is a resistor with its own resistance (30 Ω in our demo), unlike copper connecting wires. This helps explain why the way bulbs are connected changes the current, but we still need to find out how resistances combine in series and in parallel (Lessons 7 and 8).</w:t>
             </w:r>
           </w:p>
         </w:tc>
@@ -1426,7 +1426,7 @@
                 <w:sz w:val="18"/>
                 <w:szCs w:val="18"/>
               </w:rPr>
-              <w:t xml:space="preserve">Series-Parallel Combination Circuits: Solving Real Kenyan Household Wiring Puzzles</w:t>
+              <w:t xml:space="preserve">Resistors in Series: Why Three Bulbs Share the Battery and Glow Dim</w:t>
             </w:r>
           </w:p>
         </w:tc>
@@ -1458,7 +1458,7 @@
                 <w:sz w:val="18"/>
                 <w:szCs w:val="18"/>
               </w:rPr>
-              <w:t xml:space="preserve">In the Huruma Extension Cord Circuit, the voltage across the parallel appliance branch was approximately 208.7 V, not the full 240 V, because approximately 31.3 V was dropped across the 6-ohm extension cord. The bulb in Socket A and the charger in Socket B shared the reduced voltage, not the full supply voltage.</w:t>
+              <w:t xml:space="preserve">In the series circuit of three identical 30 Ω bulbs on the 9 V pack, the bulbs glow dim, the ammeter reads 0.10 A at every point, the voltmeter reads 3.0 V across each bulb and 9.0 V across the battery, and when one bulb is removed all bulbs go out and the current is 0 A.</w:t>
             </w:r>
           </w:p>
         </w:tc>
@@ -1490,7 +1490,7 @@
                 <w:sz w:val="18"/>
                 <w:szCs w:val="18"/>
               </w:rPr>
-              <w:t xml:space="preserve">When a circuit contains both series and parallel sections, the series elements reduce the voltage available to the parallel load. The correct analysis method is step-by-step equivalent resistance reduction: first combine elements sharing the same two nodes (parallel rule), then combine sequential groups (series rule), then use Ohm's Law at each stage to find voltages and currents. Total current from the supply, voltage drop across the series element, and voltage across the parallel branch can all be calculated systematically.</w:t>
+              <w:t xml:space="preserve">For resistors in series, R(total) = R1 + R2 + R3 (30 + 30 + 30 = 90 Ω). The current is the same everywhere in the loop (I = 9/90 = 0.10 A), and the battery p.d. is shared between the bulbs (3.0 V each, adding to 9.0 V). Each bulb transfers P = IV = 0.30 W.</w:t>
             </w:r>
           </w:p>
         </w:tc>
@@ -1522,7 +1522,7 @@
                 <w:sz w:val="18"/>
                 <w:szCs w:val="18"/>
               </w:rPr>
-              <w:t xml:space="preserve">The neighbour in Huruma Estate whose bulb is connected via a long thin extension cord always has a dimmer bulb because the cord acts as a series resistor in a combination circuit. It drops voltage before the current reaches the bulb, so the bulb receives less than the full 240 V supply voltage. This is not a fault in the supply — it is the predictable behaviour of a combination circuit where any series element steals voltage from the rest of the circuit.</w:t>
+              <w:t xml:space="preserve">The three series bulbs are dim because their resistances add up to 90 Ω, which limits the current to 0.10 A and gives each bulb only 3.0 V and 0.30 W instead of the 2.7 W it gets at full 9 V. In a series loop, a failed or removed bulb opens the only path so I = 0 and everything goes out, as in an old string of Christmas lights. Why the classroom tubes and parallel bulbs behave differently is still to be investigated in Lesson 8.</w:t>
             </w:r>
           </w:p>
         </w:tc>
@@ -1575,7 +1575,7 @@
                 <w:sz w:val="18"/>
                 <w:szCs w:val="18"/>
               </w:rPr>
-              <w:t xml:space="preserve">Internal Resistance and EMF: Why Does the Battery Weaken Under Load?</w:t>
+              <w:t xml:space="preserve">Resistors in Parallel: Why One Failed Tube Does Not Darken the Others</w:t>
             </w:r>
           </w:p>
         </w:tc>
@@ -1607,7 +1607,7 @@
                 <w:sz w:val="18"/>
                 <w:szCs w:val="18"/>
               </w:rPr>
-              <w:t xml:space="preserve">We observed that as we increased current drawn from the battery by decreasing external resistance, the voltmeter reading across the battery terminals fell steadily. The V versus I graph was a straight downward-sloping line, with the y-intercept equal to the open-circuit voltage (EMF) and a negative gradient.</w:t>
+              <w:t xml:space="preserve">We connected three identical 9 V, 2.7 W (30 Ω) bulbs on separate branches of the 9 V pack. Each had 9.0 V across it and 0.30 A through it, the battery current was 0.90 A and all bulbs glowed brightly (2.7 W each). When one bulb was removed, the other two stayed bright at 9.0 V and 0.30 A and the battery current fell to 0.60 A. In the Nairobi classroom, each tube draws 0.15 A, the four draw 0.60 A, and with one blown the other three draw 0.45 A.</w:t>
             </w:r>
           </w:p>
         </w:tc>
@@ -1639,7 +1639,7 @@
                 <w:sz w:val="18"/>
                 <w:szCs w:val="18"/>
               </w:rPr>
-              <w:t xml:space="preserve">We learned that every real battery has an internal resistance r that causes a voltage drop of Ir inside the battery whenever current flows. The terminal voltage V equals the EMF E minus the lost volts Ir: V = E minus Ir. The EMF is the maximum voltage the source can provide (at zero current); the terminal voltage is always less when current is flowing.</w:t>
+              <w:t xml:space="preserve">In a parallel circuit each branch has the same p.d. as the source, the branch currents add up to the total current, and the effective resistance is found from 1/R = 1/R1 + 1/R2 + 1/R3, which gives 10 Ω for three 30 Ω bulbs. The effective resistance is less than the smallest branch resistance. A break in one branch does not change the p.d. or current in the other branches.</w:t>
             </w:r>
           </w:p>
         </w:tc>
@@ -1671,7 +1671,7 @@
                 <w:sz w:val="18"/>
                 <w:szCs w:val="18"/>
               </w:rPr>
-              <w:t xml:space="preserve">We can now explain why the Huruma Estate lights flickered dimly when power was restored: at that moment, many appliances switched on simultaneously, drawing a large surge current I. This produced a large Ir drop inside the supply, reducing the terminal voltage at the sockets below the normal 240 V, so bulbs received less voltage and glowed dimly. We also explained the weakening torch: as the battery ages, its internal resistance r increases, so the Ir drop grows and terminal voltage falls even though EMF may remain roughly constant.</w:t>
+              <w:t xml:space="preserve">The other tubes stay lit because each tube is on its own branch directly across the 240 V supply, so when one branch is broken the others still have the same voltage and current (0.15 A each). Parallel bulbs glow brighter than series bulbs because each gets the full 9.0 V and 0.30 A (2.7 W), compared with 3.0 V, 0.10 A and 0.30 W in series. In a series string such as old Christmas lights, one failed bulb opens the only loop, so the whole string goes dark.</w:t>
             </w:r>
           </w:p>
         </w:tc>
@@ -1724,7 +1724,7 @@
                 <w:sz w:val="18"/>
                 <w:szCs w:val="18"/>
               </w:rPr>
-              <w:t xml:space="preserve">Electrical Power: Deriving and Applying P = IV = I²R = V²/R</w:t>
+              <w:t xml:space="preserve">Combined Circuits and Cells: Reducing a Mixed Circuit and Powering Homes from Kisumu to Kericho</w:t>
             </w:r>
           </w:p>
         </w:tc>
@@ -1756,7 +1756,7 @@
                 <w:sz w:val="18"/>
                 <w:szCs w:val="18"/>
               </w:rPr>
-              <w:t xml:space="preserve">Students observed that: (1) a thin nichrome wire connected in a circuit became warm while a thick copper wire did not, even with the same supply voltage — and voltmeter/ammeter readings confirmed higher resistance and lower current in the nichrome circuit; (2) real Kenyan household device labels (electric jiko, immersion heater, phone charger) carry wattage ratings that can be used to calculate the current they draw; (3) their own Lesson 6 data tables, when extended with a 'Power (W)' column, showed that components with higher resistance dissipated more power for the same current.</w:t>
+              <w:t xml:space="preserve">We built a mixed circuit with one 30 Ω bulb in series with two 30 Ω bulbs in parallel on the 9 V pack. The bulb in series was brightest; the battery current was 0.20 A, the p.d. across the series bulb was 6.0 V, and each parallel bulb had 3.0 V and 0.10 A. When one parallel bulb was removed the other stayed lit. One cell gave 1.5 V, three cells in series gave 4.5 V and six cells in series gave 9 V; two cells in parallel still gave 1.5 V.</w:t>
             </w:r>
           </w:p>
         </w:tc>
@@ -1788,7 +1788,7 @@
                 <w:sz w:val="18"/>
                 <w:szCs w:val="18"/>
               </w:rPr>
-              <w:t xml:space="preserve">Students learned that: (1) electrical power P = IV = I²R = V²/R is the rate of energy transfer in a circuit, measured in watts; (2) power dissipated in a resistive conductor (such as an extension cord) increases with the SQUARE of current, meaning even a small increase in current causes a large increase in heating; (3) a long, thin extension cord with high resistance wastes a significant fraction of the total power as heat, leaving less power for the connected device — this is the quantitative explanation for the dimmer bulb in the Huruma Estate phenomenon; (4) electrical energy consumed is calculated as E = Pt, and is measured commercially in kilowatt-hours (kWh) by Kenya Power.</w:t>
+              <w:t xml:space="preserve">To solve a mixed circuit, reduce the parallel group first (1/R = 1/30 + 1/30, so 15 Ω), then add the series resistance (30 + 15 = 45 Ω), then use I = V/R = 9/45 = 0.20 A and work back to find the p.d. and current in each part. Cells in series add their e.m.f.; cells in parallel give the same e.m.f. but last longer. Achieng's 12 V solar home system in Kisumu uses a higher e.m.f. source with lights wired in parallel.</w:t>
             </w:r>
           </w:p>
         </w:tc>
@@ -1820,7 +1820,7 @@
                 <w:sz w:val="18"/>
                 <w:szCs w:val="18"/>
               </w:rPr>
-              <w:t xml:space="preserve">Students can now explain: (1) why the neighbour's bulb on a long, thin extension cord is always dimmer — the cord dissipates power as heat (P = I²R), reducing the power available to the bulb; (2) why the electric kettle in Huruma Estate takes longer to boil during low-voltage periods — lower voltage means lower power delivered (P = V²/R), so energy is transferred to the water more slowly; (3) why undersized extension cords and overloaded circuits are genuine fire hazards — the power dissipated as heat in the wire can ignite insulation; (4) how to read a device label and calculate its operating current and resistance, and how to estimate a household's monthly electricity cost using the Kenya Power tariff.</w:t>
+              <w:t xml:space="preserve">The blown tube in Nairobi does not affect the other tubes because each tube is on its own parallel branch across the 240 V supply, while three series bulbs share the 9 V (3.0 V each) and carry only 0.10 A so they glow dim. A mixed circuit is a combination of both: the series part takes a bigger share of the p.d. and carries the total current, while the parallel part splits the current. Choosing how cells and bulbs are connected decides the p.d. and current each bulb receives, which explains the differences in brightness.</w:t>
             </w:r>
           </w:p>
         </w:tc>
@@ -1873,7 +1873,7 @@
                 <w:sz w:val="18"/>
                 <w:szCs w:val="18"/>
               </w:rPr>
-              <w:t xml:space="preserve">Electrical Energy and Kenya Power Billing</w:t>
+              <w:t xml:space="preserve">Electrical Energy and Power: Why Series Bulbs Glow Dim and What the Tubes Cost</w:t>
             </w:r>
           </w:p>
         </w:tc>
@@ -1905,7 +1905,7 @@
                 <w:sz w:val="18"/>
                 <w:szCs w:val="18"/>
               </w:rPr>
-              <w:t xml:space="preserve">Students examined a sample Kenya Power electricity bill for a fictional Huruma Estate household and an appliance data table showing power ratings and daily usage times for six common Kenyan household devices including an electric jiko, kettle, immersion heater, and phone charger.</w:t>
+              <w:t xml:space="preserve">We observed that the three series bulbs (3.0 V and 0.10 A each) glowed dim, and the three parallel bulbs (9.0 V and 0.30 A each) glowed bright. We saw that the Nairobi classroom tubes are all on 240 V and stay lit when one blows. Our data card showed that a 60 W bulb uses more energy than a 9 W LED in the same time.</w:t>
             </w:r>
           </w:p>
         </w:tc>
@@ -1937,7 +1937,7 @@
                 <w:sz w:val="18"/>
                 <w:szCs w:val="18"/>
               </w:rPr>
-              <w:t xml:space="preserve">Electrical energy E = Pt, where energy in kilowatt-hours equals power in kilowatts multiplied by time in hours; one kilowatt-hour (1 kWh) is one unit on a Kenya Power bill charged at approximately Ksh 12.00 on the domestic lifeline tariff; the total cost of running an appliance depends on BOTH its power rating AND the duration of use; the Huruma Estate kettle consumed more total energy during the power restoration event because lower terminal voltage reduced the power delivered, requiring a longer running time to boil the same water.</w:t>
+              <w:t xml:space="preserve">We learned that power P = IV (in watts, 1 W = 1 J/s) and energy E = IVt = Pt. We learned that 1 kWh = 1000 W for 1 hour = 3.6 million J, and that cost = kWh x KSh 25. We calculated 0.30 W for a series bulb, 2.7 W for a parallel bulb, 0.72 kWh = KSh 18 for four tubes in 5 h, and KSh 7.50 for a 60 W bulb against KSh 1.13 for a 9 W LED.</w:t>
             </w:r>
           </w:p>
         </w:tc>
@@ -1969,7 +1969,7 @@
                 <w:sz w:val="18"/>
                 <w:szCs w:val="18"/>
               </w:rPr>
-              <w:t xml:space="preserve">The Huruma Estate kettle took longer to boil because the lower terminal voltage during the power surge reduced the effective power delivered to the heating element — less power per second meant less energy transferred to the water per minute, so more minutes were needed to transfer enough thermal energy to reach boiling point, and this longer running time also meant greater total electrical energy consumed and greater cost on the Kenya Power bill.</w:t>
+              <w:t xml:space="preserve">Series bulbs are dim because each gets only 3.0 V and 0.10 A, which gives 0.30 W, while parallel bulbs each get the full 9 V and 0.30 A, which gives 2.7 W (9 times more). The parallel circuit takes more total power from the battery (8.1 W against 0.90 W), so its energy is used faster, which is why Kipchirchir was partly right. The other tubes stay lit because each tube is on its own branch at 240 V, and the school pays for the energy by the kWh, which can be reduced by using LEDs.</w:t>
             </w:r>
           </w:p>
         </w:tc>
@@ -2022,7 +2022,7 @@
                 <w:sz w:val="18"/>
                 <w:szCs w:val="18"/>
               </w:rPr>
-              <w:t xml:space="preserve">Heating Effect of Electric Current &amp; Electrical Safety</w:t>
+              <w:t xml:space="preserve">Domestic Wiring and Safety: Why the Fuse Blows When a Socket Is Overloaded</w:t>
             </w:r>
           </w:p>
         </w:tc>
@@ -2054,7 +2054,7 @@
                 <w:sz w:val="18"/>
                 <w:szCs w:val="18"/>
               </w:rPr>
-              <w:t xml:space="preserve">Students observed that when current flowed through nichrome wire coiled around a water-filled test tube, the water temperature increased — and the increase was greater at higher voltage (higher current). They observed that nichrome wire became warm while copper connecting wires carrying the same current stayed cool. They examined photographs of a charred extension cord from Huruma Estate and appliance rating plates for Kenyan household devices (Ramtons kettle, Sayona cooker, Nunix immersion heater).</w:t>
+              <w:t xml:space="preserve">We observed that a kettle (12.5 A) and a heater (8.33 A) on one socket draw 20.8 A, more than a 13 A fuse allows; a thin fuse wire melted when the current became too large; the plug has a fuse on the live wire and an earth wire; an extension cable that is long and thin heats up.</w:t>
             </w:r>
           </w:p>
         </w:tc>
@@ -2086,7 +2086,7 @@
                 <w:sz w:val="18"/>
                 <w:szCs w:val="18"/>
               </w:rPr>
-              <w:t xml:space="preserve">Students learned that electrical energy is converted to heat energy in any resistor carrying current, quantified by Q = I²Rt (Joule's Law). High-resistance elements (nichrome, toaster coil, kettle element) convert more electrical energy to heat than low-resistance conductors (copper wires), which is why heating appliances use high-resistance alloys deliberately. During the Huruma brownout, lower voltage reduced current (I = V/R), which dramatically reduced heat output (Q ∝ I²), explaining why the kettle was slow. The long, thin extension cord of the neighbour had high resistance, so it dissipated significant heat — making it both a dim-bulb cause AND a fire hazard. Fuses (melt and break the circuit), circuit breakers (trip electromagnetically), and earthing (divert fault current safely to ground) are safety devices that prevent dangerous overcurrents from causing fires or electrocution.</w:t>
+              <w:t xml:space="preserve">Appliances in a home are in parallel, so their currents add. I = P/V. Too much current (overload or short circuit) heats the wires; a fuse or circuit breaker on the live wire cuts the current. Earthing gives fault current a safe path and protects people from shock.</w:t>
             </w:r>
           </w:p>
         </w:tc>
@@ -2118,7 +2118,7 @@
                 <w:sz w:val="18"/>
                 <w:szCs w:val="18"/>
               </w:rPr>
-              <w:t xml:space="preserve">The Huruma Estate phenomenon is now more fully explained: when power was first restored after the Kenya Power blackout, the voltage at the sockets was below the standard 240 V (a brownout, caused by the large surge current producing a large Ir drop inside the supply). Lower voltage → lower current through each appliance → less power delivered (P = V²/R) → less heat generated (Q = I²Rt) → dimmer lights and a slower kettle. The neighbour's long, thin extension cord has high resistance, so even at full voltage it drops a significant portion of the supply voltage across itself (V = IR), reducing voltage across the bulb and wasting energy as heat in the cord. This same cord, if overloaded, could reach ignition temperatures — the fuse in the circuit is designed to melt and break the circuit before this happens, protecting the household from fire.</w:t>
+              <w:t xml:space="preserve">The fuse blows because the total current of 20.8 A exceeds the 13 A rating, so the thin fuse wire heats and melts and breaks the circuit before the cable overheats. The other tubes in the Nairobi classroom stay lit when one blows because they are in parallel, but the whole parallel system needs a fuse or breaker and earthing for safety.</w:t>
             </w:r>
           </w:p>
         </w:tc>
@@ -2171,7 +2171,7 @@
                 <w:sz w:val="18"/>
                 <w:szCs w:val="18"/>
               </w:rPr>
-              <w:t xml:space="preserve">Model Building, DQB Resolution &amp; Final Explanation: Designing Safe and Efficient Circuits for Kenyan Homes</w:t>
+              <w:t xml:space="preserve">Model Revision and Application: Why the Other Tubes Stay Lit and Why Series Bulbs Glow Dim</w:t>
             </w:r>
           </w:p>
         </w:tc>
@@ -2203,7 +2203,7 @@
                 <w:sz w:val="18"/>
                 <w:szCs w:val="18"/>
               </w:rPr>
-              <w:t xml:space="preserve">Students reviewed their Lesson 1 circuit models and annotated them with red-pen corrections, participated in an Evidence Parade revisiting eight key data sets from Lessons 1–11 (including the Ohm's Law V-I graph, the internal resistance terminal voltage graph, the series vs. parallel ammeter readings, and the Kenya Power energy cost data), and completed a gallery walk of peer-designed household wiring plans for the Wanjiku Family Home in Githurai, Nairobi.</w:t>
+              <w:t xml:space="preserve">We observed that three identical bulbs on a 9 V battery pack glow dim in series (I = 0.10 A, 3.0 V each, 0.30 W each, total R = 90 Ω) and bright in parallel (9.0 V and 0.30 A per branch, 2.7 W each, 0.90 A from the battery, effective R = 10 Ω). Removing one bulb in series puts all out, but in parallel the others stay lit, with the total current falling to 0.60 A. In the Nairobi classroom, when one of 4 tubes blows, the other three stay lit.</w:t>
             </w:r>
           </w:p>
         </w:tc>
@@ -2235,7 +2235,7 @@
                 <w:sz w:val="18"/>
                 <w:szCs w:val="18"/>
               </w:rPr>
-              <w:t xml:space="preserve">Students synthesised all sub-strand concepts into a unified Final Explanation: that the Huruma Estate dim lights and slow kettle at power restoration were caused by high effective internal resistance in the supply network reducing terminal voltage and therefore power delivered to appliances (P = V²/R); that the permanently dim bulb on the long thin extension cord resulted from resistive voltage drop across the cord in series with the bulb, leaving less voltage — and therefore less power — across the bulb; and that domestic wiring must be in parallel so that every appliance receives the full 240 V supply voltage, operates independently, and benefits from the low effective resistance of parallel branches. Students also learned to calculate total household current draw, assess fuse safety, and estimate monthly energy costs using Kenya Power tariff rates.</w:t>
+              <w:t xml:space="preserve">We learned that current is the flow of charge measured in series, that p.d. is energy per unit charge measured in parallel across a component, that V = IR, that resistances add in series (R = R1+R2+R3) and combine in parallel (1/R = 1/R1+1/R2+1/R3), that P = IV and E = Pt (so 144 W for 5 h = 0.72 kWh = KSh 18), and that fuses or breakers on the live wire and earthing protect people and wiring.</w:t>
             </w:r>
           </w:p>
         </w:tc>
@@ -2267,7 +2267,7 @@
                 <w:sz w:val="18"/>
                 <w:szCs w:val="18"/>
               </w:rPr>
-              <w:t xml:space="preserve">Students explained the complete Huruma Estate anchoring phenomenon using the Claim-Evidence-Reasoning-Design (CERD) framework, referencing Ohm's Law (V = IR), terminal voltage (V_t = EMF − Ir), power equations (P = IV = V²/R = I²R), parallel circuit rules (same voltage across branches, total current as sum of branch currents), and safety principles (correct fuse rating, earthing of metal-cased appliances). They closed every Driving Question Board card with evidence-referenced answers and justified a complete parallel wiring design for a model Kenyan household — demonstrating mastery of the sub-strand's core competency: designing safe, efficient electrical circuits for everyday Kenyan life.</w:t>
+              <w:t xml:space="preserve">The other tubes stay lit because each tube is on its own branch directly across the 240 V supply, so if one branch breaks the others still have the same p.d. and current (0.15 A each; the total falls from 0.60 A to 0.45 A). Series bulbs are dim because they share the 9 V (3.0 V each) in one loop of 90 Ω, so the current is only 0.10 A and the power only 0.30 W, whereas parallel bulbs each get 9 V, 0.30 A and 2.7 W. In series a failed bulb opens the one loop, like the old Christmas-light string. A classroom should therefore be wired in parallel with a fuse or breaker on the live wire and earthing.</w:t>
             </w:r>
           </w:p>
         </w:tc>
@@ -2391,7 +2391,7 @@
         </w:rPr>
         <w:t xml:space="preserve">© 2026 SeaVuria and ARES. This work is licensed under a </w:t>
       </w:r>
-      <w:hyperlink w:history="1" r:id="rId7re8pgxkwwi8e7ancbqom">
+      <w:hyperlink w:history="1" r:id="rIduzwup71pzbpl2l8fxxcro">
         <w:r>
           <w:rPr>
             <w:rFonts w:ascii="Arial" w:cs="Arial" w:eastAsia="Arial" w:hAnsi="Arial"/>
@@ -2411,7 +2411,7 @@
         </w:rPr>
         <w:t xml:space="preserve"> (</w:t>
       </w:r>
-      <w:hyperlink w:history="1" r:id="rIdys4r8piqptdlkf5wbb9za">
+      <w:hyperlink w:history="1" r:id="rIdpiumuxa8ykmnmi65cysm3">
         <w:r>
           <w:rPr>
             <w:rFonts w:ascii="Arial" w:cs="Arial" w:eastAsia="Arial" w:hAnsi="Arial"/>
@@ -2431,7 +2431,7 @@
         </w:rPr>
         <w:t xml:space="preserve">). To view a copy of this license, visit </w:t>
       </w:r>
-      <w:hyperlink w:history="1" r:id="rIdkisooggoisy7rt59wd2t2">
+      <w:hyperlink w:history="1" r:id="rId16q3ah_9p4811aiggldg4">
         <w:r>
           <w:rPr>
             <w:rFonts w:ascii="Arial" w:cs="Arial" w:eastAsia="Arial" w:hAnsi="Arial"/>

--- a/data/outputs/v2/Physics/SS3.2_Current_Electricity/Physics_Current_Electricity_SummaryTable.docx
+++ b/data/outputs/v2/Physics/SS3.2_Current_Electricity/Physics_Current_Electricity_SummaryTable.docx
@@ -4,6 +4,7 @@
   <w:body>
     <w:p>
       <w:pPr>
+        <w:keepNext w:val="false"/>
         <w:spacing w:after="30" w:before="0"/>
         <w:jc w:val="center"/>
       </w:pPr>
@@ -23,6 +24,7 @@
     </w:p>
     <w:p>
       <w:pPr>
+        <w:keepNext w:val="false"/>
         <w:spacing w:after="60" w:before="0"/>
         <w:jc w:val="center"/>
       </w:pPr>
@@ -81,6 +83,7 @@
           </w:tcPr>
           <w:p>
             <w:pPr>
+              <w:keepNext w:val="false"/>
               <w:spacing w:after="40" w:before="0"/>
               <w:jc w:val="center"/>
             </w:pPr>
@@ -115,6 +118,7 @@
           </w:tcPr>
           <w:p>
             <w:pPr>
+              <w:keepNext w:val="false"/>
               <w:spacing w:after="40" w:before="0"/>
               <w:jc w:val="left"/>
             </w:pPr>
@@ -147,6 +151,7 @@
           </w:tcPr>
           <w:p>
             <w:pPr>
+              <w:keepNext w:val="false"/>
               <w:spacing w:after="40" w:before="0"/>
               <w:jc w:val="left"/>
             </w:pPr>
@@ -181,6 +186,7 @@
           </w:tcPr>
           <w:p>
             <w:pPr>
+              <w:keepNext w:val="false"/>
               <w:spacing w:after="40" w:before="0"/>
               <w:jc w:val="left"/>
             </w:pPr>
@@ -213,6 +219,7 @@
           </w:tcPr>
           <w:p>
             <w:pPr>
+              <w:keepNext w:val="false"/>
               <w:spacing w:after="40" w:before="0"/>
               <w:jc w:val="left"/>
             </w:pPr>
@@ -273,6 +280,7 @@
           </w:tcPr>
           <w:p>
             <w:pPr>
+              <w:keepNext w:val="false"/>
               <w:spacing w:after="40" w:before="0"/>
               <w:jc w:val="center"/>
             </w:pPr>
@@ -307,6 +315,7 @@
           </w:tcPr>
           <w:p>
             <w:pPr>
+              <w:keepNext w:val="false"/>
               <w:spacing w:after="40" w:before="0"/>
               <w:jc w:val="left"/>
             </w:pPr>
@@ -369,6 +378,7 @@
           </w:tcPr>
           <w:p>
             <w:pPr>
+              <w:keepNext w:val="false"/>
               <w:spacing w:after="40" w:before="0"/>
               <w:jc w:val="left"/>
             </w:pPr>
@@ -401,6 +411,7 @@
           </w:tcPr>
           <w:p>
             <w:pPr>
+              <w:keepNext w:val="false"/>
               <w:spacing w:after="40" w:before="0"/>
               <w:jc w:val="left"/>
             </w:pPr>
@@ -433,6 +444,7 @@
           </w:tcPr>
           <w:p>
             <w:pPr>
+              <w:keepNext w:val="false"/>
               <w:spacing w:after="40" w:before="0"/>
               <w:jc w:val="left"/>
             </w:pPr>
@@ -465,6 +477,7 @@
           </w:tcPr>
           <w:p>
             <w:pPr>
+              <w:keepNext w:val="false"/>
               <w:spacing w:after="40" w:before="0"/>
               <w:jc w:val="left"/>
             </w:pPr>
@@ -499,6 +512,7 @@
           </w:tcPr>
           <w:p>
             <w:pPr>
+              <w:keepNext w:val="false"/>
               <w:spacing w:after="40" w:before="0"/>
               <w:jc w:val="left"/>
             </w:pPr>
@@ -518,6 +532,7 @@
           </w:p>
           <w:p>
             <w:pPr>
+              <w:keepNext w:val="false"/>
               <w:spacing w:after="40" w:before="0"/>
               <w:jc w:val="left"/>
             </w:pPr>
@@ -550,6 +565,7 @@
           </w:tcPr>
           <w:p>
             <w:pPr>
+              <w:keepNext w:val="false"/>
               <w:spacing w:after="40" w:before="0"/>
               <w:jc w:val="left"/>
             </w:pPr>
@@ -582,6 +598,7 @@
           </w:tcPr>
           <w:p>
             <w:pPr>
+              <w:keepNext w:val="false"/>
               <w:spacing w:after="40" w:before="0"/>
               <w:jc w:val="left"/>
             </w:pPr>
@@ -614,6 +631,7 @@
           </w:tcPr>
           <w:p>
             <w:pPr>
+              <w:keepNext w:val="false"/>
               <w:spacing w:after="40" w:before="0"/>
               <w:jc w:val="left"/>
             </w:pPr>
@@ -648,6 +666,7 @@
           </w:tcPr>
           <w:p>
             <w:pPr>
+              <w:keepNext w:val="false"/>
               <w:spacing w:after="40" w:before="0"/>
               <w:jc w:val="left"/>
             </w:pPr>
@@ -667,6 +686,7 @@
           </w:p>
           <w:p>
             <w:pPr>
+              <w:keepNext w:val="false"/>
               <w:spacing w:after="40" w:before="0"/>
               <w:jc w:val="left"/>
             </w:pPr>
@@ -699,6 +719,7 @@
           </w:tcPr>
           <w:p>
             <w:pPr>
+              <w:keepNext w:val="false"/>
               <w:spacing w:after="40" w:before="0"/>
               <w:jc w:val="left"/>
             </w:pPr>
@@ -731,6 +752,7 @@
           </w:tcPr>
           <w:p>
             <w:pPr>
+              <w:keepNext w:val="false"/>
               <w:spacing w:after="40" w:before="0"/>
               <w:jc w:val="left"/>
             </w:pPr>
@@ -763,6 +785,7 @@
           </w:tcPr>
           <w:p>
             <w:pPr>
+              <w:keepNext w:val="false"/>
               <w:spacing w:after="40" w:before="0"/>
               <w:jc w:val="left"/>
             </w:pPr>
@@ -797,6 +820,7 @@
           </w:tcPr>
           <w:p>
             <w:pPr>
+              <w:keepNext w:val="false"/>
               <w:spacing w:after="40" w:before="0"/>
               <w:jc w:val="left"/>
             </w:pPr>
@@ -816,6 +840,7 @@
           </w:p>
           <w:p>
             <w:pPr>
+              <w:keepNext w:val="false"/>
               <w:spacing w:after="40" w:before="0"/>
               <w:jc w:val="left"/>
             </w:pPr>
@@ -848,6 +873,7 @@
           </w:tcPr>
           <w:p>
             <w:pPr>
+              <w:keepNext w:val="false"/>
               <w:spacing w:after="40" w:before="0"/>
               <w:jc w:val="left"/>
             </w:pPr>
@@ -880,6 +906,7 @@
           </w:tcPr>
           <w:p>
             <w:pPr>
+              <w:keepNext w:val="false"/>
               <w:spacing w:after="40" w:before="0"/>
               <w:jc w:val="left"/>
             </w:pPr>
@@ -912,6 +939,7 @@
           </w:tcPr>
           <w:p>
             <w:pPr>
+              <w:keepNext w:val="false"/>
               <w:spacing w:after="40" w:before="0"/>
               <w:jc w:val="left"/>
             </w:pPr>
@@ -946,6 +974,7 @@
           </w:tcPr>
           <w:p>
             <w:pPr>
+              <w:keepNext w:val="false"/>
               <w:spacing w:after="40" w:before="0"/>
               <w:jc w:val="left"/>
             </w:pPr>
@@ -965,6 +994,7 @@
           </w:p>
           <w:p>
             <w:pPr>
+              <w:keepNext w:val="false"/>
               <w:spacing w:after="40" w:before="0"/>
               <w:jc w:val="left"/>
             </w:pPr>
@@ -997,6 +1027,7 @@
           </w:tcPr>
           <w:p>
             <w:pPr>
+              <w:keepNext w:val="false"/>
               <w:spacing w:after="40" w:before="0"/>
               <w:jc w:val="left"/>
             </w:pPr>
@@ -1029,6 +1060,7 @@
           </w:tcPr>
           <w:p>
             <w:pPr>
+              <w:keepNext w:val="false"/>
               <w:spacing w:after="40" w:before="0"/>
               <w:jc w:val="left"/>
             </w:pPr>
@@ -1061,6 +1093,7 @@
           </w:tcPr>
           <w:p>
             <w:pPr>
+              <w:keepNext w:val="false"/>
               <w:spacing w:after="40" w:before="0"/>
               <w:jc w:val="left"/>
             </w:pPr>
@@ -1095,6 +1128,7 @@
           </w:tcPr>
           <w:p>
             <w:pPr>
+              <w:keepNext w:val="false"/>
               <w:spacing w:after="40" w:before="0"/>
               <w:jc w:val="left"/>
             </w:pPr>
@@ -1114,6 +1148,7 @@
           </w:p>
           <w:p>
             <w:pPr>
+              <w:keepNext w:val="false"/>
               <w:spacing w:after="40" w:before="0"/>
               <w:jc w:val="left"/>
             </w:pPr>
@@ -1146,6 +1181,7 @@
           </w:tcPr>
           <w:p>
             <w:pPr>
+              <w:keepNext w:val="false"/>
               <w:spacing w:after="40" w:before="0"/>
               <w:jc w:val="left"/>
             </w:pPr>
@@ -1178,6 +1214,7 @@
           </w:tcPr>
           <w:p>
             <w:pPr>
+              <w:keepNext w:val="false"/>
               <w:spacing w:after="40" w:before="0"/>
               <w:jc w:val="left"/>
             </w:pPr>
@@ -1210,6 +1247,7 @@
           </w:tcPr>
           <w:p>
             <w:pPr>
+              <w:keepNext w:val="false"/>
               <w:spacing w:after="40" w:before="0"/>
               <w:jc w:val="left"/>
             </w:pPr>
@@ -1244,6 +1282,7 @@
           </w:tcPr>
           <w:p>
             <w:pPr>
+              <w:keepNext w:val="false"/>
               <w:spacing w:after="40" w:before="0"/>
               <w:jc w:val="left"/>
             </w:pPr>
@@ -1263,6 +1302,7 @@
           </w:p>
           <w:p>
             <w:pPr>
+              <w:keepNext w:val="false"/>
               <w:spacing w:after="40" w:before="0"/>
               <w:jc w:val="left"/>
             </w:pPr>
@@ -1295,6 +1335,7 @@
           </w:tcPr>
           <w:p>
             <w:pPr>
+              <w:keepNext w:val="false"/>
               <w:spacing w:after="40" w:before="0"/>
               <w:jc w:val="left"/>
             </w:pPr>
@@ -1327,6 +1368,7 @@
           </w:tcPr>
           <w:p>
             <w:pPr>
+              <w:keepNext w:val="false"/>
               <w:spacing w:after="40" w:before="0"/>
               <w:jc w:val="left"/>
             </w:pPr>
@@ -1359,6 +1401,7 @@
           </w:tcPr>
           <w:p>
             <w:pPr>
+              <w:keepNext w:val="false"/>
               <w:spacing w:after="40" w:before="0"/>
               <w:jc w:val="left"/>
             </w:pPr>
@@ -1393,6 +1436,7 @@
           </w:tcPr>
           <w:p>
             <w:pPr>
+              <w:keepNext w:val="false"/>
               <w:spacing w:after="40" w:before="0"/>
               <w:jc w:val="left"/>
             </w:pPr>
@@ -1412,6 +1456,7 @@
           </w:p>
           <w:p>
             <w:pPr>
+              <w:keepNext w:val="false"/>
               <w:spacing w:after="40" w:before="0"/>
               <w:jc w:val="left"/>
             </w:pPr>
@@ -1444,6 +1489,7 @@
           </w:tcPr>
           <w:p>
             <w:pPr>
+              <w:keepNext w:val="false"/>
               <w:spacing w:after="40" w:before="0"/>
               <w:jc w:val="left"/>
             </w:pPr>
@@ -1476,6 +1522,7 @@
           </w:tcPr>
           <w:p>
             <w:pPr>
+              <w:keepNext w:val="false"/>
               <w:spacing w:after="40" w:before="0"/>
               <w:jc w:val="left"/>
             </w:pPr>
@@ -1508,6 +1555,7 @@
           </w:tcPr>
           <w:p>
             <w:pPr>
+              <w:keepNext w:val="false"/>
               <w:spacing w:after="40" w:before="0"/>
               <w:jc w:val="left"/>
             </w:pPr>
@@ -1542,6 +1590,7 @@
           </w:tcPr>
           <w:p>
             <w:pPr>
+              <w:keepNext w:val="false"/>
               <w:spacing w:after="40" w:before="0"/>
               <w:jc w:val="left"/>
             </w:pPr>
@@ -1561,6 +1610,7 @@
           </w:p>
           <w:p>
             <w:pPr>
+              <w:keepNext w:val="false"/>
               <w:spacing w:after="40" w:before="0"/>
               <w:jc w:val="left"/>
             </w:pPr>
@@ -1593,6 +1643,7 @@
           </w:tcPr>
           <w:p>
             <w:pPr>
+              <w:keepNext w:val="false"/>
               <w:spacing w:after="40" w:before="0"/>
               <w:jc w:val="left"/>
             </w:pPr>
@@ -1625,6 +1676,7 @@
           </w:tcPr>
           <w:p>
             <w:pPr>
+              <w:keepNext w:val="false"/>
               <w:spacing w:after="40" w:before="0"/>
               <w:jc w:val="left"/>
             </w:pPr>
@@ -1657,6 +1709,7 @@
           </w:tcPr>
           <w:p>
             <w:pPr>
+              <w:keepNext w:val="false"/>
               <w:spacing w:after="40" w:before="0"/>
               <w:jc w:val="left"/>
             </w:pPr>
@@ -1691,6 +1744,7 @@
           </w:tcPr>
           <w:p>
             <w:pPr>
+              <w:keepNext w:val="false"/>
               <w:spacing w:after="40" w:before="0"/>
               <w:jc w:val="left"/>
             </w:pPr>
@@ -1710,6 +1764,7 @@
           </w:p>
           <w:p>
             <w:pPr>
+              <w:keepNext w:val="false"/>
               <w:spacing w:after="40" w:before="0"/>
               <w:jc w:val="left"/>
             </w:pPr>
@@ -1742,6 +1797,7 @@
           </w:tcPr>
           <w:p>
             <w:pPr>
+              <w:keepNext w:val="false"/>
               <w:spacing w:after="40" w:before="0"/>
               <w:jc w:val="left"/>
             </w:pPr>
@@ -1774,6 +1830,7 @@
           </w:tcPr>
           <w:p>
             <w:pPr>
+              <w:keepNext w:val="false"/>
               <w:spacing w:after="40" w:before="0"/>
               <w:jc w:val="left"/>
             </w:pPr>
@@ -1806,6 +1863,7 @@
           </w:tcPr>
           <w:p>
             <w:pPr>
+              <w:keepNext w:val="false"/>
               <w:spacing w:after="40" w:before="0"/>
               <w:jc w:val="left"/>
             </w:pPr>
@@ -1840,6 +1898,7 @@
           </w:tcPr>
           <w:p>
             <w:pPr>
+              <w:keepNext w:val="false"/>
               <w:spacing w:after="40" w:before="0"/>
               <w:jc w:val="left"/>
             </w:pPr>
@@ -1859,6 +1918,7 @@
           </w:p>
           <w:p>
             <w:pPr>
+              <w:keepNext w:val="false"/>
               <w:spacing w:after="40" w:before="0"/>
               <w:jc w:val="left"/>
             </w:pPr>
@@ -1891,6 +1951,7 @@
           </w:tcPr>
           <w:p>
             <w:pPr>
+              <w:keepNext w:val="false"/>
               <w:spacing w:after="40" w:before="0"/>
               <w:jc w:val="left"/>
             </w:pPr>
@@ -1923,6 +1984,7 @@
           </w:tcPr>
           <w:p>
             <w:pPr>
+              <w:keepNext w:val="false"/>
               <w:spacing w:after="40" w:before="0"/>
               <w:jc w:val="left"/>
             </w:pPr>
@@ -1955,6 +2017,7 @@
           </w:tcPr>
           <w:p>
             <w:pPr>
+              <w:keepNext w:val="false"/>
               <w:spacing w:after="40" w:before="0"/>
               <w:jc w:val="left"/>
             </w:pPr>
@@ -1989,6 +2052,7 @@
           </w:tcPr>
           <w:p>
             <w:pPr>
+              <w:keepNext w:val="false"/>
               <w:spacing w:after="40" w:before="0"/>
               <w:jc w:val="left"/>
             </w:pPr>
@@ -2008,6 +2072,7 @@
           </w:p>
           <w:p>
             <w:pPr>
+              <w:keepNext w:val="false"/>
               <w:spacing w:after="40" w:before="0"/>
               <w:jc w:val="left"/>
             </w:pPr>
@@ -2040,6 +2105,7 @@
           </w:tcPr>
           <w:p>
             <w:pPr>
+              <w:keepNext w:val="false"/>
               <w:spacing w:after="40" w:before="0"/>
               <w:jc w:val="left"/>
             </w:pPr>
@@ -2072,6 +2138,7 @@
           </w:tcPr>
           <w:p>
             <w:pPr>
+              <w:keepNext w:val="false"/>
               <w:spacing w:after="40" w:before="0"/>
               <w:jc w:val="left"/>
             </w:pPr>
@@ -2104,6 +2171,7 @@
           </w:tcPr>
           <w:p>
             <w:pPr>
+              <w:keepNext w:val="false"/>
               <w:spacing w:after="40" w:before="0"/>
               <w:jc w:val="left"/>
             </w:pPr>
@@ -2138,6 +2206,7 @@
           </w:tcPr>
           <w:p>
             <w:pPr>
+              <w:keepNext w:val="false"/>
               <w:spacing w:after="40" w:before="0"/>
               <w:jc w:val="left"/>
             </w:pPr>
@@ -2157,6 +2226,7 @@
           </w:p>
           <w:p>
             <w:pPr>
+              <w:keepNext w:val="false"/>
               <w:spacing w:after="40" w:before="0"/>
               <w:jc w:val="left"/>
             </w:pPr>
@@ -2189,6 +2259,7 @@
           </w:tcPr>
           <w:p>
             <w:pPr>
+              <w:keepNext w:val="false"/>
               <w:spacing w:after="40" w:before="0"/>
               <w:jc w:val="left"/>
             </w:pPr>
@@ -2221,6 +2292,7 @@
           </w:tcPr>
           <w:p>
             <w:pPr>
+              <w:keepNext w:val="false"/>
               <w:spacing w:after="40" w:before="0"/>
               <w:jc w:val="left"/>
             </w:pPr>
@@ -2253,6 +2325,7 @@
           </w:tcPr>
           <w:p>
             <w:pPr>
+              <w:keepNext w:val="false"/>
               <w:spacing w:after="40" w:before="0"/>
               <w:jc w:val="left"/>
             </w:pPr>
@@ -2391,7 +2464,7 @@
         </w:rPr>
         <w:t xml:space="preserve">© 2026 SeaVuria and ARES. This work is licensed under a </w:t>
       </w:r>
-      <w:hyperlink w:history="1" r:id="rIduzwup71pzbpl2l8fxxcro">
+      <w:hyperlink w:history="1" r:id="rIds0c4bs_u9fhlp2j0th7zx">
         <w:r>
           <w:rPr>
             <w:rFonts w:ascii="Arial" w:cs="Arial" w:eastAsia="Arial" w:hAnsi="Arial"/>
@@ -2411,7 +2484,7 @@
         </w:rPr>
         <w:t xml:space="preserve"> (</w:t>
       </w:r>
-      <w:hyperlink w:history="1" r:id="rIdpiumuxa8ykmnmi65cysm3">
+      <w:hyperlink w:history="1" r:id="rId68jnnq-rrqo75ec676fng">
         <w:r>
           <w:rPr>
             <w:rFonts w:ascii="Arial" w:cs="Arial" w:eastAsia="Arial" w:hAnsi="Arial"/>
@@ -2431,7 +2504,7 @@
         </w:rPr>
         <w:t xml:space="preserve">). To view a copy of this license, visit </w:t>
       </w:r>
-      <w:hyperlink w:history="1" r:id="rId16q3ah_9p4811aiggldg4">
+      <w:hyperlink w:history="1" r:id="rIdumqxp3en1x0twwad8ivej">
         <w:r>
           <w:rPr>
             <w:rFonts w:ascii="Arial" w:cs="Arial" w:eastAsia="Arial" w:hAnsi="Arial"/>

--- a/data/outputs/v2/Physics/SS3.2_Current_Electricity/Physics_Current_Electricity_SummaryTable.docx
+++ b/data/outputs/v2/Physics/SS3.2_Current_Electricity/Physics_Current_Electricity_SummaryTable.docx
@@ -2464,7 +2464,7 @@
         </w:rPr>
         <w:t xml:space="preserve">© 2026 SeaVuria and ARES. This work is licensed under a </w:t>
       </w:r>
-      <w:hyperlink w:history="1" r:id="rIds0c4bs_u9fhlp2j0th7zx">
+      <w:hyperlink w:history="1" r:id="rIds40ijusxjwbqboh5tpas7">
         <w:r>
           <w:rPr>
             <w:rFonts w:ascii="Arial" w:cs="Arial" w:eastAsia="Arial" w:hAnsi="Arial"/>
@@ -2484,7 +2484,7 @@
         </w:rPr>
         <w:t xml:space="preserve"> (</w:t>
       </w:r>
-      <w:hyperlink w:history="1" r:id="rId68jnnq-rrqo75ec676fng">
+      <w:hyperlink w:history="1" r:id="rId-d0kqnw7dczgbcgqdvaem">
         <w:r>
           <w:rPr>
             <w:rFonts w:ascii="Arial" w:cs="Arial" w:eastAsia="Arial" w:hAnsi="Arial"/>
@@ -2504,7 +2504,7 @@
         </w:rPr>
         <w:t xml:space="preserve">). To view a copy of this license, visit </w:t>
       </w:r>
-      <w:hyperlink w:history="1" r:id="rIdumqxp3en1x0twwad8ivej">
+      <w:hyperlink w:history="1" r:id="rIdljpxxpnv6xk4biyqi670y">
         <w:r>
           <w:rPr>
             <w:rFonts w:ascii="Arial" w:cs="Arial" w:eastAsia="Arial" w:hAnsi="Arial"/>
